--- a/sec_sem/life_cycle/Lab_6/Lab_6.docx
+++ b/sec_sem/life_cycle/Lab_6/Lab_6.docx
@@ -253,225 +253,2351 @@
         </w:rPr>
         <w:t>Децентралізована</w:t>
       </w:r>
+      <w:r>
+        <w:rPr>
+          <w:rFonts w:ascii="Times New Roman" w:hAnsi="Times New Roman" w:cs="Times New Roman"/>
+          <w:sz w:val="32"/>
+          <w:szCs w:val="32"/>
+        </w:rPr>
+        <w:t xml:space="preserve"> система контролю версій</w:t>
+      </w:r>
+      <w:r>
+        <w:rPr>
+          <w:rFonts w:ascii="Times New Roman" w:hAnsi="Times New Roman" w:cs="Times New Roman"/>
+          <w:sz w:val="32"/>
+          <w:szCs w:val="32"/>
+        </w:rPr>
+        <w:t>”</w:t>
+      </w:r>
+    </w:p>
+    <w:p>
+      <w:pPr>
+        <w:rPr>
+          <w:rFonts w:ascii="Times New Roman" w:hAnsi="Times New Roman" w:cs="Times New Roman"/>
+          <w:sz w:val="32"/>
+          <w:szCs w:val="32"/>
+        </w:rPr>
+      </w:pPr>
+    </w:p>
+    <w:p>
+      <w:pPr>
+        <w:jc w:val="center"/>
+        <w:rPr>
+          <w:rFonts w:ascii="Times New Roman" w:hAnsi="Times New Roman" w:cs="Times New Roman"/>
+          <w:sz w:val="32"/>
+          <w:szCs w:val="32"/>
+        </w:rPr>
+      </w:pPr>
+    </w:p>
+    <w:p>
+      <w:pPr>
+        <w:jc w:val="right"/>
+        <w:rPr>
+          <w:rFonts w:ascii="Times New Roman" w:hAnsi="Times New Roman" w:cs="Times New Roman"/>
+          <w:sz w:val="32"/>
+          <w:szCs w:val="32"/>
+        </w:rPr>
+      </w:pPr>
+      <w:r>
+        <w:rPr>
+          <w:rFonts w:ascii="Times New Roman" w:hAnsi="Times New Roman" w:cs="Times New Roman"/>
+          <w:sz w:val="32"/>
+          <w:szCs w:val="32"/>
+        </w:rPr>
+        <w:t>Виконав:</w:t>
+      </w:r>
+    </w:p>
+    <w:p>
+      <w:pPr>
+        <w:jc w:val="right"/>
+        <w:rPr>
+          <w:rFonts w:ascii="Times New Roman" w:hAnsi="Times New Roman" w:cs="Times New Roman"/>
+          <w:sz w:val="32"/>
+          <w:szCs w:val="32"/>
+        </w:rPr>
+      </w:pPr>
+      <w:r>
+        <w:rPr>
+          <w:rFonts w:ascii="Times New Roman" w:hAnsi="Times New Roman" w:cs="Times New Roman"/>
+          <w:sz w:val="32"/>
+          <w:szCs w:val="32"/>
+        </w:rPr>
+        <w:t xml:space="preserve">Студент. гр. ФеП-41 </w:t>
+      </w:r>
+      <w:proofErr w:type="spellStart"/>
+      <w:r>
+        <w:rPr>
+          <w:rFonts w:ascii="Times New Roman" w:hAnsi="Times New Roman" w:cs="Times New Roman"/>
+          <w:sz w:val="32"/>
+          <w:szCs w:val="32"/>
+        </w:rPr>
+        <w:t>Фіняк</w:t>
+      </w:r>
+      <w:proofErr w:type="spellEnd"/>
+      <w:r>
+        <w:rPr>
+          <w:rFonts w:ascii="Times New Roman" w:hAnsi="Times New Roman" w:cs="Times New Roman"/>
+          <w:sz w:val="32"/>
+          <w:szCs w:val="32"/>
+        </w:rPr>
+        <w:t xml:space="preserve"> Олег</w:t>
+      </w:r>
+    </w:p>
+    <w:p>
+      <w:pPr>
+        <w:jc w:val="right"/>
+        <w:rPr>
+          <w:rFonts w:ascii="Times New Roman" w:hAnsi="Times New Roman" w:cs="Times New Roman"/>
+          <w:sz w:val="32"/>
+          <w:szCs w:val="32"/>
+        </w:rPr>
+      </w:pPr>
+      <w:r>
+        <w:rPr>
+          <w:rFonts w:ascii="Times New Roman" w:hAnsi="Times New Roman" w:cs="Times New Roman"/>
+          <w:sz w:val="32"/>
+          <w:szCs w:val="32"/>
+        </w:rPr>
+        <w:t xml:space="preserve">Перевірив: </w:t>
+      </w:r>
+    </w:p>
+    <w:p>
+      <w:pPr>
+        <w:jc w:val="right"/>
+        <w:rPr>
+          <w:rFonts w:ascii="Times New Roman" w:hAnsi="Times New Roman" w:cs="Times New Roman"/>
+          <w:sz w:val="32"/>
+          <w:szCs w:val="32"/>
+        </w:rPr>
+      </w:pPr>
+      <w:proofErr w:type="spellStart"/>
+      <w:r>
+        <w:rPr>
+          <w:rFonts w:ascii="Times New Roman" w:hAnsi="Times New Roman" w:cs="Times New Roman"/>
+          <w:sz w:val="32"/>
+          <w:szCs w:val="32"/>
+        </w:rPr>
+        <w:t>Франів</w:t>
+      </w:r>
+      <w:proofErr w:type="spellEnd"/>
+      <w:r>
+        <w:rPr>
+          <w:rFonts w:ascii="Times New Roman" w:hAnsi="Times New Roman" w:cs="Times New Roman"/>
+          <w:sz w:val="32"/>
+          <w:szCs w:val="32"/>
+        </w:rPr>
+        <w:t xml:space="preserve"> В.А</w:t>
+      </w:r>
+      <w:r>
+        <w:rPr>
+          <w:rFonts w:ascii="Times New Roman" w:hAnsi="Times New Roman" w:cs="Times New Roman"/>
+          <w:sz w:val="32"/>
+          <w:szCs w:val="32"/>
+        </w:rPr>
+        <w:t>.</w:t>
+      </w:r>
+    </w:p>
+    <w:p>
+      <w:pPr>
+        <w:jc w:val="center"/>
+        <w:rPr>
+          <w:rFonts w:ascii="Times New Roman" w:hAnsi="Times New Roman" w:cs="Times New Roman"/>
+          <w:sz w:val="32"/>
+          <w:szCs w:val="32"/>
+        </w:rPr>
+      </w:pPr>
+    </w:p>
+    <w:p>
+      <w:pPr>
+        <w:jc w:val="center"/>
+        <w:rPr>
+          <w:rFonts w:ascii="Times New Roman" w:hAnsi="Times New Roman" w:cs="Times New Roman"/>
+          <w:sz w:val="32"/>
+          <w:szCs w:val="32"/>
+        </w:rPr>
+      </w:pPr>
+    </w:p>
+    <w:p>
+      <w:pPr>
+        <w:rPr>
+          <w:rFonts w:ascii="Times New Roman" w:hAnsi="Times New Roman" w:cs="Times New Roman"/>
+          <w:sz w:val="32"/>
+          <w:szCs w:val="32"/>
+        </w:rPr>
+      </w:pPr>
+    </w:p>
+    <w:p>
+      <w:pPr>
+        <w:rPr>
+          <w:rFonts w:ascii="Times New Roman" w:hAnsi="Times New Roman" w:cs="Times New Roman"/>
+          <w:sz w:val="32"/>
+          <w:szCs w:val="32"/>
+        </w:rPr>
+      </w:pPr>
+    </w:p>
+    <w:p>
+      <w:pPr>
+        <w:rPr>
+          <w:rFonts w:ascii="Times New Roman" w:hAnsi="Times New Roman" w:cs="Times New Roman"/>
+          <w:sz w:val="32"/>
+          <w:szCs w:val="32"/>
+        </w:rPr>
+      </w:pPr>
+    </w:p>
+    <w:p>
+      <w:pPr>
+        <w:rPr>
+          <w:rFonts w:ascii="Times New Roman" w:hAnsi="Times New Roman" w:cs="Times New Roman"/>
+          <w:sz w:val="32"/>
+          <w:szCs w:val="32"/>
+        </w:rPr>
+      </w:pPr>
+    </w:p>
+    <w:p>
+      <w:pPr>
+        <w:jc w:val="center"/>
+        <w:rPr>
+          <w:rFonts w:ascii="Times New Roman" w:hAnsi="Times New Roman" w:cs="Times New Roman"/>
+          <w:sz w:val="32"/>
+          <w:szCs w:val="32"/>
+        </w:rPr>
+      </w:pPr>
+      <w:r>
+        <w:rPr>
+          <w:rFonts w:ascii="Times New Roman" w:hAnsi="Times New Roman" w:cs="Times New Roman"/>
+          <w:sz w:val="32"/>
+          <w:szCs w:val="32"/>
+        </w:rPr>
+        <w:t>Львів – 2026</w:t>
+      </w:r>
+    </w:p>
+    <w:p>
+      <w:pPr>
+        <w:jc w:val="both"/>
+        <w:rPr>
+          <w:rFonts w:ascii="Times New Roman" w:hAnsi="Times New Roman" w:cs="Times New Roman"/>
+          <w:sz w:val="28"/>
+          <w:szCs w:val="28"/>
+        </w:rPr>
+      </w:pPr>
+      <w:r>
+        <w:rPr>
+          <w:rFonts w:ascii="Times New Roman" w:hAnsi="Times New Roman" w:cs="Times New Roman"/>
+          <w:b/>
+          <w:sz w:val="28"/>
+          <w:szCs w:val="28"/>
+        </w:rPr>
+        <w:lastRenderedPageBreak/>
+        <w:t>Мета роботи:</w:t>
+      </w:r>
+      <w:r>
+        <w:rPr>
+          <w:rFonts w:ascii="Times New Roman" w:hAnsi="Times New Roman" w:cs="Times New Roman"/>
+          <w:sz w:val="28"/>
+          <w:szCs w:val="28"/>
+        </w:rPr>
+        <w:t xml:space="preserve"> Полягає в глибшому розумінні концепції децентралізованих систем контролю версій та їх </w:t>
+      </w:r>
+      <w:proofErr w:type="spellStart"/>
+      <w:r>
+        <w:rPr>
+          <w:rFonts w:ascii="Times New Roman" w:hAnsi="Times New Roman" w:cs="Times New Roman"/>
+          <w:sz w:val="28"/>
+          <w:szCs w:val="28"/>
+        </w:rPr>
+        <w:t>ролью</w:t>
+      </w:r>
+      <w:proofErr w:type="spellEnd"/>
+      <w:r>
+        <w:rPr>
+          <w:rFonts w:ascii="Times New Roman" w:hAnsi="Times New Roman" w:cs="Times New Roman"/>
+          <w:sz w:val="28"/>
+          <w:szCs w:val="28"/>
+        </w:rPr>
+        <w:t xml:space="preserve"> в процесі розробки програмного забезпечення. Ознайомитись з основними принципи та перевагами використання децентралізованих систем контролю версій порівняно з централізованими аналогами. Створити власний </w:t>
+      </w:r>
+      <w:proofErr w:type="spellStart"/>
+      <w:r>
+        <w:rPr>
+          <w:rFonts w:ascii="Times New Roman" w:hAnsi="Times New Roman" w:cs="Times New Roman"/>
+          <w:sz w:val="28"/>
+          <w:szCs w:val="28"/>
+        </w:rPr>
+        <w:t>децентарлізований</w:t>
+      </w:r>
+      <w:proofErr w:type="spellEnd"/>
+      <w:r>
+        <w:rPr>
+          <w:rFonts w:ascii="Times New Roman" w:hAnsi="Times New Roman" w:cs="Times New Roman"/>
+          <w:sz w:val="28"/>
+          <w:szCs w:val="28"/>
+        </w:rPr>
+        <w:t xml:space="preserve"> </w:t>
+      </w:r>
+      <w:proofErr w:type="spellStart"/>
+      <w:r>
+        <w:rPr>
+          <w:rFonts w:ascii="Times New Roman" w:hAnsi="Times New Roman" w:cs="Times New Roman"/>
+          <w:sz w:val="28"/>
+          <w:szCs w:val="28"/>
+        </w:rPr>
+        <w:t>репозиторій</w:t>
+      </w:r>
+      <w:proofErr w:type="spellEnd"/>
+      <w:r>
+        <w:rPr>
+          <w:rFonts w:ascii="Times New Roman" w:hAnsi="Times New Roman" w:cs="Times New Roman"/>
+          <w:sz w:val="28"/>
+          <w:szCs w:val="28"/>
+        </w:rPr>
+        <w:t xml:space="preserve"> використовуючи сервіс </w:t>
+      </w:r>
+      <w:proofErr w:type="spellStart"/>
+      <w:r>
+        <w:rPr>
+          <w:rFonts w:ascii="Times New Roman" w:hAnsi="Times New Roman" w:cs="Times New Roman"/>
+          <w:sz w:val="28"/>
+          <w:szCs w:val="28"/>
+        </w:rPr>
+        <w:t>GitHub</w:t>
+      </w:r>
+      <w:proofErr w:type="spellEnd"/>
+    </w:p>
+    <w:p>
+      <w:pPr>
+        <w:jc w:val="both"/>
+        <w:rPr>
+          <w:rFonts w:ascii="Times New Roman" w:hAnsi="Times New Roman" w:cs="Times New Roman"/>
+          <w:sz w:val="28"/>
+          <w:szCs w:val="28"/>
+        </w:rPr>
+      </w:pPr>
+      <w:r>
+        <w:rPr>
+          <w:rFonts w:ascii="Times New Roman" w:hAnsi="Times New Roman" w:cs="Times New Roman"/>
+          <w:b/>
+          <w:sz w:val="28"/>
+          <w:szCs w:val="28"/>
+        </w:rPr>
+        <w:t>Вимоги до результатів виконання лабораторної роботи:</w:t>
+      </w:r>
+      <w:r>
+        <w:rPr>
+          <w:rFonts w:ascii="Times New Roman" w:hAnsi="Times New Roman" w:cs="Times New Roman"/>
+          <w:sz w:val="28"/>
+          <w:szCs w:val="28"/>
+        </w:rPr>
+        <w:t xml:space="preserve"> </w:t>
+      </w:r>
+    </w:p>
+    <w:p>
+      <w:pPr>
+        <w:jc w:val="both"/>
+        <w:rPr>
+          <w:rFonts w:ascii="Times New Roman" w:hAnsi="Times New Roman" w:cs="Times New Roman"/>
+          <w:sz w:val="28"/>
+          <w:szCs w:val="28"/>
+        </w:rPr>
+      </w:pPr>
+      <w:r>
+        <w:rPr>
+          <w:rFonts w:ascii="Times New Roman" w:hAnsi="Times New Roman" w:cs="Times New Roman"/>
+          <w:sz w:val="28"/>
+          <w:szCs w:val="28"/>
+        </w:rPr>
+        <w:t xml:space="preserve">1. Створити локальний </w:t>
+      </w:r>
+      <w:proofErr w:type="spellStart"/>
+      <w:r>
+        <w:rPr>
+          <w:rFonts w:ascii="Times New Roman" w:hAnsi="Times New Roman" w:cs="Times New Roman"/>
+          <w:sz w:val="28"/>
+          <w:szCs w:val="28"/>
+        </w:rPr>
+        <w:t>репозиторій</w:t>
+      </w:r>
+      <w:proofErr w:type="spellEnd"/>
+      <w:r>
+        <w:rPr>
+          <w:rFonts w:ascii="Times New Roman" w:hAnsi="Times New Roman" w:cs="Times New Roman"/>
+          <w:sz w:val="28"/>
+          <w:szCs w:val="28"/>
+        </w:rPr>
+        <w:t xml:space="preserve"> з проектом з попередніх лабораторних робіт, створити </w:t>
+      </w:r>
+      <w:proofErr w:type="spellStart"/>
+      <w:r>
+        <w:rPr>
+          <w:rFonts w:ascii="Times New Roman" w:hAnsi="Times New Roman" w:cs="Times New Roman"/>
+          <w:sz w:val="28"/>
+          <w:szCs w:val="28"/>
+        </w:rPr>
+        <w:t>віддалиний</w:t>
+      </w:r>
+      <w:proofErr w:type="spellEnd"/>
+      <w:r>
+        <w:rPr>
+          <w:rFonts w:ascii="Times New Roman" w:hAnsi="Times New Roman" w:cs="Times New Roman"/>
+          <w:sz w:val="28"/>
+          <w:szCs w:val="28"/>
+        </w:rPr>
+        <w:t xml:space="preserve"> </w:t>
+      </w:r>
+      <w:proofErr w:type="spellStart"/>
+      <w:r>
+        <w:rPr>
+          <w:rFonts w:ascii="Times New Roman" w:hAnsi="Times New Roman" w:cs="Times New Roman"/>
+          <w:sz w:val="28"/>
+          <w:szCs w:val="28"/>
+        </w:rPr>
+        <w:t>репозиторій</w:t>
+      </w:r>
+      <w:proofErr w:type="spellEnd"/>
+      <w:r>
+        <w:rPr>
+          <w:rFonts w:ascii="Times New Roman" w:hAnsi="Times New Roman" w:cs="Times New Roman"/>
+          <w:sz w:val="28"/>
+          <w:szCs w:val="28"/>
+        </w:rPr>
+        <w:t xml:space="preserve"> використовуючи сервіс </w:t>
+      </w:r>
+      <w:proofErr w:type="spellStart"/>
+      <w:r>
+        <w:rPr>
+          <w:rFonts w:ascii="Times New Roman" w:hAnsi="Times New Roman" w:cs="Times New Roman"/>
+          <w:sz w:val="28"/>
+          <w:szCs w:val="28"/>
+        </w:rPr>
+        <w:t>GitHub</w:t>
+      </w:r>
+      <w:proofErr w:type="spellEnd"/>
+      <w:r>
+        <w:rPr>
+          <w:rFonts w:ascii="Times New Roman" w:hAnsi="Times New Roman" w:cs="Times New Roman"/>
+          <w:sz w:val="28"/>
+          <w:szCs w:val="28"/>
+        </w:rPr>
+        <w:t xml:space="preserve">. </w:t>
+      </w:r>
+    </w:p>
+    <w:p>
+      <w:pPr>
+        <w:jc w:val="both"/>
+        <w:rPr>
+          <w:rFonts w:ascii="Times New Roman" w:hAnsi="Times New Roman" w:cs="Times New Roman"/>
+          <w:sz w:val="28"/>
+          <w:szCs w:val="28"/>
+        </w:rPr>
+      </w:pPr>
+      <w:r>
+        <w:rPr>
+          <w:rFonts w:ascii="Times New Roman" w:hAnsi="Times New Roman" w:cs="Times New Roman"/>
+          <w:sz w:val="28"/>
+          <w:szCs w:val="28"/>
+        </w:rPr>
+        <w:t xml:space="preserve">2. Описати ключові стадії </w:t>
+      </w:r>
+      <w:proofErr w:type="spellStart"/>
+      <w:r>
+        <w:rPr>
+          <w:rFonts w:ascii="Times New Roman" w:hAnsi="Times New Roman" w:cs="Times New Roman"/>
+          <w:sz w:val="28"/>
+          <w:szCs w:val="28"/>
+        </w:rPr>
+        <w:t>версіонування</w:t>
+      </w:r>
+      <w:proofErr w:type="spellEnd"/>
+      <w:r>
+        <w:rPr>
+          <w:rFonts w:ascii="Times New Roman" w:hAnsi="Times New Roman" w:cs="Times New Roman"/>
+          <w:sz w:val="28"/>
+          <w:szCs w:val="28"/>
+        </w:rPr>
+        <w:t xml:space="preserve"> проекту з використання децентралізованого </w:t>
+      </w:r>
+      <w:proofErr w:type="spellStart"/>
+      <w:r>
+        <w:rPr>
+          <w:rFonts w:ascii="Times New Roman" w:hAnsi="Times New Roman" w:cs="Times New Roman"/>
+          <w:sz w:val="28"/>
+          <w:szCs w:val="28"/>
+        </w:rPr>
+        <w:t>репозиторію</w:t>
+      </w:r>
+      <w:proofErr w:type="spellEnd"/>
+      <w:r>
+        <w:rPr>
+          <w:rFonts w:ascii="Times New Roman" w:hAnsi="Times New Roman" w:cs="Times New Roman"/>
+          <w:sz w:val="28"/>
+          <w:szCs w:val="28"/>
+        </w:rPr>
+        <w:t xml:space="preserve">. </w:t>
+      </w:r>
+    </w:p>
+    <w:p>
+      <w:pPr>
+        <w:jc w:val="both"/>
+        <w:rPr>
+          <w:rFonts w:ascii="Times New Roman" w:hAnsi="Times New Roman" w:cs="Times New Roman"/>
+          <w:sz w:val="28"/>
+          <w:szCs w:val="28"/>
+        </w:rPr>
+      </w:pPr>
+      <w:r>
+        <w:rPr>
+          <w:rFonts w:ascii="Times New Roman" w:hAnsi="Times New Roman" w:cs="Times New Roman"/>
+          <w:sz w:val="28"/>
+          <w:szCs w:val="28"/>
+        </w:rPr>
+        <w:t>3. Проаналізувати плюси та мінуси використання децентралізованих систем контролю версій.</w:t>
+      </w:r>
+      <w:r>
+        <w:rPr>
+          <w:rFonts w:ascii="Times New Roman" w:hAnsi="Times New Roman" w:cs="Times New Roman"/>
+          <w:sz w:val="28"/>
+          <w:szCs w:val="28"/>
+        </w:rPr>
+        <w:br/>
+      </w:r>
+      <w:r>
+        <w:rPr>
+          <w:rFonts w:ascii="Times New Roman" w:hAnsi="Times New Roman" w:cs="Times New Roman"/>
+          <w:b/>
+          <w:sz w:val="28"/>
+          <w:szCs w:val="28"/>
+        </w:rPr>
+        <w:t>Порядок виконання роботи:</w:t>
+      </w:r>
+      <w:r>
+        <w:rPr>
+          <w:rFonts w:ascii="Times New Roman" w:hAnsi="Times New Roman" w:cs="Times New Roman"/>
+          <w:sz w:val="28"/>
+          <w:szCs w:val="28"/>
+        </w:rPr>
+        <w:t xml:space="preserve"> </w:t>
+      </w:r>
+    </w:p>
+    <w:p>
+      <w:pPr>
+        <w:jc w:val="both"/>
+        <w:rPr>
+          <w:rFonts w:ascii="Times New Roman" w:hAnsi="Times New Roman" w:cs="Times New Roman"/>
+          <w:sz w:val="28"/>
+          <w:szCs w:val="28"/>
+        </w:rPr>
+      </w:pPr>
+      <w:r>
+        <w:rPr>
+          <w:rFonts w:ascii="Times New Roman" w:hAnsi="Times New Roman" w:cs="Times New Roman"/>
+          <w:sz w:val="28"/>
+          <w:szCs w:val="28"/>
+        </w:rPr>
+        <w:t xml:space="preserve">1. Освоїти вище наведений теоретичний матеріал. </w:t>
+      </w:r>
+    </w:p>
+    <w:p>
+      <w:pPr>
+        <w:jc w:val="both"/>
+        <w:rPr>
+          <w:rFonts w:ascii="Times New Roman" w:hAnsi="Times New Roman" w:cs="Times New Roman"/>
+          <w:sz w:val="28"/>
+          <w:szCs w:val="28"/>
+        </w:rPr>
+      </w:pPr>
+      <w:r>
+        <w:rPr>
+          <w:rFonts w:ascii="Times New Roman" w:hAnsi="Times New Roman" w:cs="Times New Roman"/>
+          <w:sz w:val="28"/>
+          <w:szCs w:val="28"/>
+        </w:rPr>
+        <w:t xml:space="preserve">2. Створити профіль </w:t>
+      </w:r>
+      <w:proofErr w:type="spellStart"/>
+      <w:r>
+        <w:rPr>
+          <w:rFonts w:ascii="Times New Roman" w:hAnsi="Times New Roman" w:cs="Times New Roman"/>
+          <w:sz w:val="28"/>
+          <w:szCs w:val="28"/>
+        </w:rPr>
+        <w:t>уGitHub</w:t>
+      </w:r>
+      <w:proofErr w:type="spellEnd"/>
+      <w:r>
+        <w:rPr>
+          <w:rFonts w:ascii="Times New Roman" w:hAnsi="Times New Roman" w:cs="Times New Roman"/>
+          <w:sz w:val="28"/>
+          <w:szCs w:val="28"/>
+        </w:rPr>
+        <w:t xml:space="preserve">. </w:t>
+      </w:r>
+    </w:p>
+    <w:p>
+      <w:pPr>
+        <w:jc w:val="both"/>
+        <w:rPr>
+          <w:rFonts w:ascii="Times New Roman" w:hAnsi="Times New Roman" w:cs="Times New Roman"/>
+          <w:sz w:val="28"/>
+          <w:szCs w:val="28"/>
+        </w:rPr>
+      </w:pPr>
+      <w:r>
+        <w:rPr>
+          <w:rFonts w:ascii="Times New Roman" w:hAnsi="Times New Roman" w:cs="Times New Roman"/>
+          <w:sz w:val="28"/>
+          <w:szCs w:val="28"/>
+        </w:rPr>
+        <w:t xml:space="preserve">3. Створіть публічний </w:t>
+      </w:r>
+      <w:proofErr w:type="spellStart"/>
+      <w:r>
+        <w:rPr>
+          <w:rFonts w:ascii="Times New Roman" w:hAnsi="Times New Roman" w:cs="Times New Roman"/>
+          <w:sz w:val="28"/>
+          <w:szCs w:val="28"/>
+        </w:rPr>
+        <w:t>репозиторій</w:t>
+      </w:r>
+      <w:proofErr w:type="spellEnd"/>
+      <w:r>
+        <w:rPr>
+          <w:rFonts w:ascii="Times New Roman" w:hAnsi="Times New Roman" w:cs="Times New Roman"/>
+          <w:sz w:val="28"/>
+          <w:szCs w:val="28"/>
+        </w:rPr>
+        <w:t xml:space="preserve">. </w:t>
+      </w:r>
+    </w:p>
+    <w:p>
+      <w:pPr>
+        <w:jc w:val="both"/>
+        <w:rPr>
+          <w:rFonts w:ascii="Times New Roman" w:hAnsi="Times New Roman" w:cs="Times New Roman"/>
+          <w:sz w:val="28"/>
+          <w:szCs w:val="28"/>
+        </w:rPr>
+      </w:pPr>
+      <w:r>
+        <w:rPr>
+          <w:rFonts w:ascii="Times New Roman" w:hAnsi="Times New Roman" w:cs="Times New Roman"/>
+          <w:sz w:val="28"/>
+          <w:szCs w:val="28"/>
+        </w:rPr>
+        <w:t xml:space="preserve">4. </w:t>
+      </w:r>
+      <w:proofErr w:type="spellStart"/>
+      <w:r>
+        <w:rPr>
+          <w:rFonts w:ascii="Times New Roman" w:hAnsi="Times New Roman" w:cs="Times New Roman"/>
+          <w:sz w:val="28"/>
+          <w:szCs w:val="28"/>
+        </w:rPr>
+        <w:t>Добавте</w:t>
+      </w:r>
+      <w:proofErr w:type="spellEnd"/>
+      <w:r>
+        <w:rPr>
+          <w:rFonts w:ascii="Times New Roman" w:hAnsi="Times New Roman" w:cs="Times New Roman"/>
+          <w:sz w:val="28"/>
+          <w:szCs w:val="28"/>
+        </w:rPr>
+        <w:t xml:space="preserve"> проект з попередньої </w:t>
+      </w:r>
+      <w:proofErr w:type="spellStart"/>
+      <w:r>
+        <w:rPr>
+          <w:rFonts w:ascii="Times New Roman" w:hAnsi="Times New Roman" w:cs="Times New Roman"/>
+          <w:sz w:val="28"/>
+          <w:szCs w:val="28"/>
+        </w:rPr>
+        <w:t>лабараторної</w:t>
+      </w:r>
+      <w:proofErr w:type="spellEnd"/>
+      <w:r>
+        <w:rPr>
+          <w:rFonts w:ascii="Times New Roman" w:hAnsi="Times New Roman" w:cs="Times New Roman"/>
+          <w:sz w:val="28"/>
+          <w:szCs w:val="28"/>
+        </w:rPr>
+        <w:t xml:space="preserve"> роботи до віддаленого </w:t>
+      </w:r>
+      <w:proofErr w:type="spellStart"/>
+      <w:r>
+        <w:rPr>
+          <w:rFonts w:ascii="Times New Roman" w:hAnsi="Times New Roman" w:cs="Times New Roman"/>
+          <w:sz w:val="28"/>
+          <w:szCs w:val="28"/>
+        </w:rPr>
+        <w:t>репозирорію</w:t>
+      </w:r>
+      <w:proofErr w:type="spellEnd"/>
+      <w:r>
+        <w:rPr>
+          <w:rFonts w:ascii="Times New Roman" w:hAnsi="Times New Roman" w:cs="Times New Roman"/>
+          <w:sz w:val="28"/>
+          <w:szCs w:val="28"/>
+        </w:rPr>
+        <w:t xml:space="preserve">. </w:t>
+      </w:r>
+    </w:p>
+    <w:p>
+      <w:pPr>
+        <w:jc w:val="both"/>
+        <w:rPr>
+          <w:rFonts w:ascii="Times New Roman" w:hAnsi="Times New Roman" w:cs="Times New Roman"/>
+          <w:sz w:val="28"/>
+          <w:szCs w:val="28"/>
+        </w:rPr>
+      </w:pPr>
+      <w:r>
+        <w:rPr>
+          <w:rFonts w:ascii="Times New Roman" w:hAnsi="Times New Roman" w:cs="Times New Roman"/>
+          <w:sz w:val="28"/>
+          <w:szCs w:val="28"/>
+        </w:rPr>
+        <w:drawing>
+          <wp:inline distT="0" distB="0" distL="0" distR="0" wp14:anchorId="2FF4D304" wp14:editId="08E5C1E8">
+            <wp:extent cx="6120765" cy="3902075"/>
+            <wp:effectExtent l="0" t="0" r="0" b="3175"/>
+            <wp:docPr id="7" name="Рисунок 7"/>
+            <wp:cNvGraphicFramePr>
+              <a:graphicFrameLocks xmlns:a="http://schemas.openxmlformats.org/drawingml/2006/main" noChangeAspect="1"/>
+            </wp:cNvGraphicFramePr>
+            <a:graphic xmlns:a="http://schemas.openxmlformats.org/drawingml/2006/main">
+              <a:graphicData uri="http://schemas.openxmlformats.org/drawingml/2006/picture">
+                <pic:pic xmlns:pic="http://schemas.openxmlformats.org/drawingml/2006/picture">
+                  <pic:nvPicPr>
+                    <pic:cNvPr id="1" name=""/>
+                    <pic:cNvPicPr/>
+                  </pic:nvPicPr>
+                  <pic:blipFill>
+                    <a:blip r:embed="rId5"/>
+                    <a:stretch>
+                      <a:fillRect/>
+                    </a:stretch>
+                  </pic:blipFill>
+                  <pic:spPr>
+                    <a:xfrm>
+                      <a:off x="0" y="0"/>
+                      <a:ext cx="6120765" cy="3902075"/>
+                    </a:xfrm>
+                    <a:prstGeom prst="rect">
+                      <a:avLst/>
+                    </a:prstGeom>
+                  </pic:spPr>
+                </pic:pic>
+              </a:graphicData>
+            </a:graphic>
+          </wp:inline>
+        </w:drawing>
+      </w:r>
+    </w:p>
+    <w:p>
+      <w:pPr>
+        <w:jc w:val="both"/>
+        <w:rPr>
+          <w:rFonts w:ascii="Times New Roman" w:hAnsi="Times New Roman" w:cs="Times New Roman"/>
+          <w:sz w:val="28"/>
+          <w:szCs w:val="28"/>
+        </w:rPr>
+      </w:pPr>
+      <w:r>
+        <w:rPr>
+          <w:rFonts w:ascii="Times New Roman" w:hAnsi="Times New Roman" w:cs="Times New Roman"/>
+          <w:sz w:val="28"/>
+          <w:szCs w:val="28"/>
+        </w:rPr>
+        <w:t xml:space="preserve">5. Створіть гілку “brach-1” на локальному </w:t>
+      </w:r>
+      <w:proofErr w:type="spellStart"/>
+      <w:r>
+        <w:rPr>
+          <w:rFonts w:ascii="Times New Roman" w:hAnsi="Times New Roman" w:cs="Times New Roman"/>
+          <w:sz w:val="28"/>
+          <w:szCs w:val="28"/>
+        </w:rPr>
+        <w:t>репозиторії</w:t>
+      </w:r>
+      <w:proofErr w:type="spellEnd"/>
+      <w:r>
+        <w:rPr>
+          <w:rFonts w:ascii="Times New Roman" w:hAnsi="Times New Roman" w:cs="Times New Roman"/>
+          <w:sz w:val="28"/>
+          <w:szCs w:val="28"/>
+        </w:rPr>
+        <w:t xml:space="preserve"> і зробіть декілька </w:t>
+      </w:r>
+      <w:proofErr w:type="spellStart"/>
+      <w:r>
+        <w:rPr>
+          <w:rFonts w:ascii="Times New Roman" w:hAnsi="Times New Roman" w:cs="Times New Roman"/>
+          <w:sz w:val="28"/>
+          <w:szCs w:val="28"/>
+        </w:rPr>
+        <w:t>комітів</w:t>
+      </w:r>
+      <w:proofErr w:type="spellEnd"/>
+      <w:r>
+        <w:rPr>
+          <w:rFonts w:ascii="Times New Roman" w:hAnsi="Times New Roman" w:cs="Times New Roman"/>
+          <w:sz w:val="28"/>
+          <w:szCs w:val="28"/>
+        </w:rPr>
+        <w:t xml:space="preserve">. </w:t>
+      </w:r>
+    </w:p>
+    <w:p>
+      <w:pPr>
+        <w:jc w:val="both"/>
+        <w:rPr>
+          <w:rFonts w:ascii="Times New Roman" w:hAnsi="Times New Roman" w:cs="Times New Roman"/>
+          <w:sz w:val="28"/>
+          <w:szCs w:val="28"/>
+        </w:rPr>
+      </w:pPr>
+      <w:r>
+        <w:rPr>
+          <w:rFonts w:ascii="Times New Roman" w:hAnsi="Times New Roman" w:cs="Times New Roman"/>
+          <w:sz w:val="28"/>
+          <w:szCs w:val="28"/>
+        </w:rPr>
+        <w:lastRenderedPageBreak/>
+        <w:t xml:space="preserve">6. </w:t>
+      </w:r>
+      <w:proofErr w:type="spellStart"/>
+      <w:r>
+        <w:rPr>
+          <w:rFonts w:ascii="Times New Roman" w:hAnsi="Times New Roman" w:cs="Times New Roman"/>
+          <w:sz w:val="28"/>
+          <w:szCs w:val="28"/>
+        </w:rPr>
+        <w:t>Запушайте</w:t>
+      </w:r>
+      <w:proofErr w:type="spellEnd"/>
+      <w:r>
+        <w:rPr>
+          <w:rFonts w:ascii="Times New Roman" w:hAnsi="Times New Roman" w:cs="Times New Roman"/>
+          <w:sz w:val="28"/>
+          <w:szCs w:val="28"/>
+        </w:rPr>
+        <w:t xml:space="preserve"> гілку “brach-1” до </w:t>
+      </w:r>
+      <w:proofErr w:type="spellStart"/>
+      <w:r>
+        <w:rPr>
+          <w:rFonts w:ascii="Times New Roman" w:hAnsi="Times New Roman" w:cs="Times New Roman"/>
+          <w:sz w:val="28"/>
+          <w:szCs w:val="28"/>
+        </w:rPr>
+        <w:t>ремоутного</w:t>
+      </w:r>
+      <w:proofErr w:type="spellEnd"/>
+      <w:r>
+        <w:rPr>
+          <w:rFonts w:ascii="Times New Roman" w:hAnsi="Times New Roman" w:cs="Times New Roman"/>
+          <w:sz w:val="28"/>
+          <w:szCs w:val="28"/>
+        </w:rPr>
+        <w:t xml:space="preserve"> </w:t>
+      </w:r>
+      <w:proofErr w:type="spellStart"/>
+      <w:r>
+        <w:rPr>
+          <w:rFonts w:ascii="Times New Roman" w:hAnsi="Times New Roman" w:cs="Times New Roman"/>
+          <w:sz w:val="28"/>
+          <w:szCs w:val="28"/>
+        </w:rPr>
+        <w:t>репозиторію</w:t>
+      </w:r>
+      <w:proofErr w:type="spellEnd"/>
+      <w:r>
+        <w:rPr>
+          <w:rFonts w:ascii="Times New Roman" w:hAnsi="Times New Roman" w:cs="Times New Roman"/>
+          <w:sz w:val="28"/>
+          <w:szCs w:val="28"/>
+        </w:rPr>
+        <w:t xml:space="preserve">. </w:t>
+      </w:r>
+    </w:p>
+    <w:p>
+      <w:pPr>
+        <w:jc w:val="both"/>
+        <w:rPr>
+          <w:rFonts w:ascii="Times New Roman" w:hAnsi="Times New Roman" w:cs="Times New Roman"/>
+          <w:sz w:val="28"/>
+          <w:szCs w:val="28"/>
+        </w:rPr>
+      </w:pPr>
+      <w:r>
+        <w:rPr>
+          <w:rFonts w:ascii="Times New Roman" w:hAnsi="Times New Roman" w:cs="Times New Roman"/>
+          <w:sz w:val="28"/>
+          <w:szCs w:val="28"/>
+        </w:rPr>
+        <w:drawing>
+          <wp:inline distT="0" distB="0" distL="0" distR="0" wp14:anchorId="516D8698" wp14:editId="678BC0B0">
+            <wp:extent cx="6120765" cy="3469640"/>
+            <wp:effectExtent l="0" t="0" r="0" b="0"/>
+            <wp:docPr id="8" name="Рисунок 8"/>
+            <wp:cNvGraphicFramePr>
+              <a:graphicFrameLocks xmlns:a="http://schemas.openxmlformats.org/drawingml/2006/main" noChangeAspect="1"/>
+            </wp:cNvGraphicFramePr>
+            <a:graphic xmlns:a="http://schemas.openxmlformats.org/drawingml/2006/main">
+              <a:graphicData uri="http://schemas.openxmlformats.org/drawingml/2006/picture">
+                <pic:pic xmlns:pic="http://schemas.openxmlformats.org/drawingml/2006/picture">
+                  <pic:nvPicPr>
+                    <pic:cNvPr id="1" name=""/>
+                    <pic:cNvPicPr/>
+                  </pic:nvPicPr>
+                  <pic:blipFill>
+                    <a:blip r:embed="rId6"/>
+                    <a:stretch>
+                      <a:fillRect/>
+                    </a:stretch>
+                  </pic:blipFill>
+                  <pic:spPr>
+                    <a:xfrm>
+                      <a:off x="0" y="0"/>
+                      <a:ext cx="6120765" cy="3469640"/>
+                    </a:xfrm>
+                    <a:prstGeom prst="rect">
+                      <a:avLst/>
+                    </a:prstGeom>
+                  </pic:spPr>
+                </pic:pic>
+              </a:graphicData>
+            </a:graphic>
+          </wp:inline>
+        </w:drawing>
+      </w:r>
+    </w:p>
+    <w:p>
+      <w:pPr>
+        <w:jc w:val="both"/>
+        <w:rPr>
+          <w:rFonts w:ascii="Times New Roman" w:hAnsi="Times New Roman" w:cs="Times New Roman"/>
+          <w:sz w:val="28"/>
+          <w:szCs w:val="28"/>
+        </w:rPr>
+      </w:pPr>
+      <w:r>
+        <w:rPr>
+          <w:rFonts w:ascii="Times New Roman" w:hAnsi="Times New Roman" w:cs="Times New Roman"/>
+          <w:sz w:val="28"/>
+          <w:szCs w:val="28"/>
+        </w:rPr>
+        <w:t xml:space="preserve">7. Створіть пул </w:t>
+      </w:r>
+      <w:proofErr w:type="spellStart"/>
+      <w:r>
+        <w:rPr>
+          <w:rFonts w:ascii="Times New Roman" w:hAnsi="Times New Roman" w:cs="Times New Roman"/>
+          <w:sz w:val="28"/>
+          <w:szCs w:val="28"/>
+        </w:rPr>
+        <w:t>ріквест</w:t>
+      </w:r>
+      <w:proofErr w:type="spellEnd"/>
+      <w:r>
+        <w:rPr>
+          <w:rFonts w:ascii="Times New Roman" w:hAnsi="Times New Roman" w:cs="Times New Roman"/>
+          <w:sz w:val="28"/>
+          <w:szCs w:val="28"/>
+        </w:rPr>
+        <w:t xml:space="preserve">. </w:t>
+      </w:r>
+    </w:p>
+    <w:p>
+      <w:pPr>
+        <w:jc w:val="both"/>
+        <w:rPr>
+          <w:rFonts w:ascii="Times New Roman" w:hAnsi="Times New Roman" w:cs="Times New Roman"/>
+          <w:sz w:val="28"/>
+          <w:szCs w:val="28"/>
+        </w:rPr>
+      </w:pPr>
+      <w:r>
+        <w:rPr>
+          <w:rFonts w:ascii="Times New Roman" w:hAnsi="Times New Roman" w:cs="Times New Roman"/>
+          <w:sz w:val="28"/>
+          <w:szCs w:val="28"/>
+        </w:rPr>
+        <w:br/>
+      </w:r>
+      <w:r>
+        <w:rPr>
+          <w:rFonts w:ascii="Times New Roman" w:hAnsi="Times New Roman" w:cs="Times New Roman"/>
+          <w:sz w:val="28"/>
+          <w:szCs w:val="28"/>
+          <w:lang w:val="en-US"/>
+        </w:rPr>
+        <w:drawing>
+          <wp:inline distT="0" distB="0" distL="0" distR="0" wp14:anchorId="6EA48301" wp14:editId="3A6C1739">
+            <wp:extent cx="6120765" cy="2939415"/>
+            <wp:effectExtent l="0" t="0" r="0" b="0"/>
+            <wp:docPr id="1" name="Рисунок 1"/>
+            <wp:cNvGraphicFramePr>
+              <a:graphicFrameLocks xmlns:a="http://schemas.openxmlformats.org/drawingml/2006/main" noChangeAspect="1"/>
+            </wp:cNvGraphicFramePr>
+            <a:graphic xmlns:a="http://schemas.openxmlformats.org/drawingml/2006/main">
+              <a:graphicData uri="http://schemas.openxmlformats.org/drawingml/2006/picture">
+                <pic:pic xmlns:pic="http://schemas.openxmlformats.org/drawingml/2006/picture">
+                  <pic:nvPicPr>
+                    <pic:cNvPr id="1" name=""/>
+                    <pic:cNvPicPr/>
+                  </pic:nvPicPr>
+                  <pic:blipFill>
+                    <a:blip r:embed="rId7"/>
+                    <a:stretch>
+                      <a:fillRect/>
+                    </a:stretch>
+                  </pic:blipFill>
+                  <pic:spPr>
+                    <a:xfrm>
+                      <a:off x="0" y="0"/>
+                      <a:ext cx="6120765" cy="2939415"/>
+                    </a:xfrm>
+                    <a:prstGeom prst="rect">
+                      <a:avLst/>
+                    </a:prstGeom>
+                  </pic:spPr>
+                </pic:pic>
+              </a:graphicData>
+            </a:graphic>
+          </wp:inline>
+        </w:drawing>
+      </w:r>
+    </w:p>
+    <w:p>
+      <w:pPr>
+        <w:jc w:val="both"/>
+        <w:rPr>
+          <w:rFonts w:ascii="Times New Roman" w:hAnsi="Times New Roman" w:cs="Times New Roman"/>
+          <w:sz w:val="28"/>
+          <w:szCs w:val="28"/>
+          <w:lang w:val="en-US"/>
+        </w:rPr>
+      </w:pPr>
+      <w:r>
+        <w:rPr>
+          <w:rFonts w:ascii="Times New Roman" w:hAnsi="Times New Roman" w:cs="Times New Roman"/>
+          <w:sz w:val="28"/>
+          <w:szCs w:val="28"/>
+          <w:lang w:val="en-US"/>
+        </w:rPr>
+        <w:lastRenderedPageBreak/>
+        <w:drawing>
+          <wp:inline distT="0" distB="0" distL="0" distR="0" wp14:anchorId="454D7D06" wp14:editId="49295E06">
+            <wp:extent cx="5308600" cy="5348253"/>
+            <wp:effectExtent l="0" t="0" r="6350" b="5080"/>
+            <wp:docPr id="2" name="Рисунок 2"/>
+            <wp:cNvGraphicFramePr>
+              <a:graphicFrameLocks xmlns:a="http://schemas.openxmlformats.org/drawingml/2006/main" noChangeAspect="1"/>
+            </wp:cNvGraphicFramePr>
+            <a:graphic xmlns:a="http://schemas.openxmlformats.org/drawingml/2006/main">
+              <a:graphicData uri="http://schemas.openxmlformats.org/drawingml/2006/picture">
+                <pic:pic xmlns:pic="http://schemas.openxmlformats.org/drawingml/2006/picture">
+                  <pic:nvPicPr>
+                    <pic:cNvPr id="1" name=""/>
+                    <pic:cNvPicPr/>
+                  </pic:nvPicPr>
+                  <pic:blipFill>
+                    <a:blip r:embed="rId8"/>
+                    <a:stretch>
+                      <a:fillRect/>
+                    </a:stretch>
+                  </pic:blipFill>
+                  <pic:spPr>
+                    <a:xfrm>
+                      <a:off x="0" y="0"/>
+                      <a:ext cx="5312661" cy="5352344"/>
+                    </a:xfrm>
+                    <a:prstGeom prst="rect">
+                      <a:avLst/>
+                    </a:prstGeom>
+                  </pic:spPr>
+                </pic:pic>
+              </a:graphicData>
+            </a:graphic>
+          </wp:inline>
+        </w:drawing>
+      </w:r>
+    </w:p>
+    <w:p>
+      <w:pPr>
+        <w:jc w:val="both"/>
+        <w:rPr>
+          <w:rFonts w:ascii="Times New Roman" w:hAnsi="Times New Roman" w:cs="Times New Roman"/>
+          <w:sz w:val="28"/>
+          <w:szCs w:val="28"/>
+          <w:lang w:val="en-US"/>
+        </w:rPr>
+      </w:pPr>
+      <w:r>
+        <w:rPr>
+          <w:rFonts w:ascii="Times New Roman" w:hAnsi="Times New Roman" w:cs="Times New Roman"/>
+          <w:sz w:val="28"/>
+          <w:szCs w:val="28"/>
+        </w:rPr>
+        <w:t xml:space="preserve">8. Зробіть ревю пул </w:t>
+      </w:r>
+      <w:proofErr w:type="spellStart"/>
+      <w:r>
+        <w:rPr>
+          <w:rFonts w:ascii="Times New Roman" w:hAnsi="Times New Roman" w:cs="Times New Roman"/>
+          <w:sz w:val="28"/>
+          <w:szCs w:val="28"/>
+        </w:rPr>
+        <w:t>ріквесту</w:t>
+      </w:r>
+      <w:proofErr w:type="spellEnd"/>
+      <w:r>
+        <w:rPr>
+          <w:rFonts w:ascii="Times New Roman" w:hAnsi="Times New Roman" w:cs="Times New Roman"/>
+          <w:sz w:val="28"/>
+          <w:szCs w:val="28"/>
+        </w:rPr>
+        <w:t xml:space="preserve"> та </w:t>
+      </w:r>
+      <w:proofErr w:type="spellStart"/>
+      <w:r>
+        <w:rPr>
+          <w:rFonts w:ascii="Times New Roman" w:hAnsi="Times New Roman" w:cs="Times New Roman"/>
+          <w:sz w:val="28"/>
+          <w:szCs w:val="28"/>
+        </w:rPr>
+        <w:t>замерджіть</w:t>
+      </w:r>
+      <w:proofErr w:type="spellEnd"/>
+      <w:r>
+        <w:rPr>
+          <w:rFonts w:ascii="Times New Roman" w:hAnsi="Times New Roman" w:cs="Times New Roman"/>
+          <w:sz w:val="28"/>
+          <w:szCs w:val="28"/>
+        </w:rPr>
+        <w:t xml:space="preserve"> його.</w:t>
+      </w:r>
+    </w:p>
+    <w:p>
+      <w:pPr>
+        <w:jc w:val="both"/>
+        <w:rPr>
+          <w:rFonts w:ascii="Times New Roman" w:hAnsi="Times New Roman" w:cs="Times New Roman"/>
+          <w:sz w:val="28"/>
+          <w:szCs w:val="28"/>
+          <w:lang w:val="en-US"/>
+        </w:rPr>
+      </w:pPr>
       <w:bookmarkStart w:id="0" w:name="_GoBack"/>
+      <w:r>
+        <w:rPr>
+          <w:rFonts w:ascii="Times New Roman" w:hAnsi="Times New Roman" w:cs="Times New Roman"/>
+          <w:sz w:val="28"/>
+          <w:szCs w:val="28"/>
+          <w:lang w:val="en-US"/>
+        </w:rPr>
+        <w:drawing>
+          <wp:inline distT="0" distB="0" distL="0" distR="0" wp14:anchorId="688D93F7" wp14:editId="457FBED2">
+            <wp:extent cx="4910065" cy="3708400"/>
+            <wp:effectExtent l="0" t="0" r="5080" b="6350"/>
+            <wp:docPr id="3" name="Рисунок 3"/>
+            <wp:cNvGraphicFramePr>
+              <a:graphicFrameLocks xmlns:a="http://schemas.openxmlformats.org/drawingml/2006/main" noChangeAspect="1"/>
+            </wp:cNvGraphicFramePr>
+            <a:graphic xmlns:a="http://schemas.openxmlformats.org/drawingml/2006/main">
+              <a:graphicData uri="http://schemas.openxmlformats.org/drawingml/2006/picture">
+                <pic:pic xmlns:pic="http://schemas.openxmlformats.org/drawingml/2006/picture">
+                  <pic:nvPicPr>
+                    <pic:cNvPr id="1" name=""/>
+                    <pic:cNvPicPr/>
+                  </pic:nvPicPr>
+                  <pic:blipFill>
+                    <a:blip r:embed="rId9"/>
+                    <a:stretch>
+                      <a:fillRect/>
+                    </a:stretch>
+                  </pic:blipFill>
+                  <pic:spPr>
+                    <a:xfrm>
+                      <a:off x="0" y="0"/>
+                      <a:ext cx="4968990" cy="3752904"/>
+                    </a:xfrm>
+                    <a:prstGeom prst="rect">
+                      <a:avLst/>
+                    </a:prstGeom>
+                  </pic:spPr>
+                </pic:pic>
+              </a:graphicData>
+            </a:graphic>
+          </wp:inline>
+        </w:drawing>
+      </w:r>
       <w:bookmarkEnd w:id="0"/>
-      <w:r>
-        <w:rPr>
-          <w:rFonts w:ascii="Times New Roman" w:hAnsi="Times New Roman" w:cs="Times New Roman"/>
-          <w:sz w:val="32"/>
-          <w:szCs w:val="32"/>
-        </w:rPr>
-        <w:t xml:space="preserve"> система контролю версій</w:t>
-      </w:r>
-      <w:r>
-        <w:rPr>
-          <w:rFonts w:ascii="Times New Roman" w:hAnsi="Times New Roman" w:cs="Times New Roman"/>
-          <w:sz w:val="32"/>
-          <w:szCs w:val="32"/>
-        </w:rPr>
-        <w:t>”</w:t>
-      </w:r>
-    </w:p>
-    <w:p>
-      <w:pPr>
-        <w:rPr>
-          <w:rFonts w:ascii="Times New Roman" w:hAnsi="Times New Roman" w:cs="Times New Roman"/>
-          <w:sz w:val="32"/>
-          <w:szCs w:val="32"/>
-        </w:rPr>
-      </w:pPr>
-    </w:p>
-    <w:p>
-      <w:pPr>
-        <w:jc w:val="center"/>
-        <w:rPr>
-          <w:rFonts w:ascii="Times New Roman" w:hAnsi="Times New Roman" w:cs="Times New Roman"/>
-          <w:sz w:val="32"/>
-          <w:szCs w:val="32"/>
-        </w:rPr>
-      </w:pPr>
-    </w:p>
-    <w:p>
-      <w:pPr>
-        <w:jc w:val="right"/>
-        <w:rPr>
-          <w:rFonts w:ascii="Times New Roman" w:hAnsi="Times New Roman" w:cs="Times New Roman"/>
-          <w:sz w:val="32"/>
-          <w:szCs w:val="32"/>
-        </w:rPr>
-      </w:pPr>
-      <w:r>
-        <w:rPr>
-          <w:rFonts w:ascii="Times New Roman" w:hAnsi="Times New Roman" w:cs="Times New Roman"/>
-          <w:sz w:val="32"/>
-          <w:szCs w:val="32"/>
-        </w:rPr>
-        <w:t>Виконав:</w:t>
-      </w:r>
-    </w:p>
-    <w:p>
-      <w:pPr>
-        <w:jc w:val="right"/>
-        <w:rPr>
-          <w:rFonts w:ascii="Times New Roman" w:hAnsi="Times New Roman" w:cs="Times New Roman"/>
-          <w:sz w:val="32"/>
-          <w:szCs w:val="32"/>
-        </w:rPr>
-      </w:pPr>
-      <w:r>
-        <w:rPr>
-          <w:rFonts w:ascii="Times New Roman" w:hAnsi="Times New Roman" w:cs="Times New Roman"/>
-          <w:sz w:val="32"/>
-          <w:szCs w:val="32"/>
-        </w:rPr>
-        <w:t xml:space="preserve">Студент. гр. ФеП-41 </w:t>
-      </w:r>
-      <w:proofErr w:type="spellStart"/>
-      <w:r>
-        <w:rPr>
-          <w:rFonts w:ascii="Times New Roman" w:hAnsi="Times New Roman" w:cs="Times New Roman"/>
-          <w:sz w:val="32"/>
-          <w:szCs w:val="32"/>
-        </w:rPr>
-        <w:t>Фіняк</w:t>
-      </w:r>
-      <w:proofErr w:type="spellEnd"/>
-      <w:r>
-        <w:rPr>
-          <w:rFonts w:ascii="Times New Roman" w:hAnsi="Times New Roman" w:cs="Times New Roman"/>
-          <w:sz w:val="32"/>
-          <w:szCs w:val="32"/>
-        </w:rPr>
-        <w:t xml:space="preserve"> Олег</w:t>
-      </w:r>
-    </w:p>
-    <w:p>
-      <w:pPr>
-        <w:jc w:val="right"/>
-        <w:rPr>
-          <w:rFonts w:ascii="Times New Roman" w:hAnsi="Times New Roman" w:cs="Times New Roman"/>
-          <w:sz w:val="32"/>
-          <w:szCs w:val="32"/>
-        </w:rPr>
-      </w:pPr>
-      <w:r>
-        <w:rPr>
-          <w:rFonts w:ascii="Times New Roman" w:hAnsi="Times New Roman" w:cs="Times New Roman"/>
-          <w:sz w:val="32"/>
-          <w:szCs w:val="32"/>
-        </w:rPr>
-        <w:t xml:space="preserve">Перевірив: </w:t>
-      </w:r>
-    </w:p>
-    <w:p>
-      <w:pPr>
-        <w:jc w:val="right"/>
-        <w:rPr>
-          <w:rFonts w:ascii="Times New Roman" w:hAnsi="Times New Roman" w:cs="Times New Roman"/>
-          <w:sz w:val="32"/>
-          <w:szCs w:val="32"/>
-        </w:rPr>
-      </w:pPr>
-      <w:proofErr w:type="spellStart"/>
-      <w:r>
-        <w:rPr>
-          <w:rFonts w:ascii="Times New Roman" w:hAnsi="Times New Roman" w:cs="Times New Roman"/>
-          <w:sz w:val="32"/>
-          <w:szCs w:val="32"/>
-        </w:rPr>
-        <w:t>Франів</w:t>
-      </w:r>
-      <w:proofErr w:type="spellEnd"/>
-      <w:r>
-        <w:rPr>
-          <w:rFonts w:ascii="Times New Roman" w:hAnsi="Times New Roman" w:cs="Times New Roman"/>
-          <w:sz w:val="32"/>
-          <w:szCs w:val="32"/>
-        </w:rPr>
-        <w:t xml:space="preserve"> В.А</w:t>
-      </w:r>
-      <w:r>
-        <w:rPr>
-          <w:rFonts w:ascii="Times New Roman" w:hAnsi="Times New Roman" w:cs="Times New Roman"/>
-          <w:sz w:val="32"/>
-          <w:szCs w:val="32"/>
-        </w:rPr>
-        <w:t>.</w:t>
-      </w:r>
-    </w:p>
-    <w:p>
-      <w:pPr>
-        <w:jc w:val="center"/>
-        <w:rPr>
-          <w:rFonts w:ascii="Times New Roman" w:hAnsi="Times New Roman" w:cs="Times New Roman"/>
-          <w:sz w:val="32"/>
-          <w:szCs w:val="32"/>
-        </w:rPr>
-      </w:pPr>
-    </w:p>
-    <w:p>
-      <w:pPr>
-        <w:jc w:val="center"/>
-        <w:rPr>
-          <w:rFonts w:ascii="Times New Roman" w:hAnsi="Times New Roman" w:cs="Times New Roman"/>
-          <w:sz w:val="32"/>
-          <w:szCs w:val="32"/>
-        </w:rPr>
-      </w:pPr>
-    </w:p>
-    <w:p>
-      <w:pPr>
-        <w:rPr>
-          <w:rFonts w:ascii="Times New Roman" w:hAnsi="Times New Roman" w:cs="Times New Roman"/>
-          <w:sz w:val="32"/>
-          <w:szCs w:val="32"/>
-        </w:rPr>
-      </w:pPr>
-    </w:p>
-    <w:p>
-      <w:pPr>
-        <w:rPr>
-          <w:rFonts w:ascii="Times New Roman" w:hAnsi="Times New Roman" w:cs="Times New Roman"/>
-          <w:sz w:val="32"/>
-          <w:szCs w:val="32"/>
-        </w:rPr>
-      </w:pPr>
-    </w:p>
-    <w:p>
-      <w:pPr>
-        <w:rPr>
-          <w:rFonts w:ascii="Times New Roman" w:hAnsi="Times New Roman" w:cs="Times New Roman"/>
-          <w:sz w:val="32"/>
-          <w:szCs w:val="32"/>
-        </w:rPr>
-      </w:pPr>
-    </w:p>
-    <w:p>
-      <w:pPr>
-        <w:rPr>
-          <w:rFonts w:ascii="Times New Roman" w:hAnsi="Times New Roman" w:cs="Times New Roman"/>
-          <w:sz w:val="32"/>
-          <w:szCs w:val="32"/>
-        </w:rPr>
-      </w:pPr>
-    </w:p>
-    <w:p>
-      <w:pPr>
-        <w:jc w:val="center"/>
-        <w:rPr>
-          <w:rFonts w:ascii="Times New Roman" w:hAnsi="Times New Roman" w:cs="Times New Roman"/>
-          <w:sz w:val="32"/>
-          <w:szCs w:val="32"/>
-        </w:rPr>
-      </w:pPr>
-      <w:r>
-        <w:rPr>
-          <w:rFonts w:ascii="Times New Roman" w:hAnsi="Times New Roman" w:cs="Times New Roman"/>
-          <w:sz w:val="32"/>
-          <w:szCs w:val="32"/>
-        </w:rPr>
-        <w:t>Львів – 2026</w:t>
-      </w:r>
+    </w:p>
+    <w:p>
+      <w:pPr>
+        <w:jc w:val="both"/>
+        <w:rPr>
+          <w:rFonts w:ascii="Times New Roman" w:hAnsi="Times New Roman" w:cs="Times New Roman"/>
+          <w:sz w:val="28"/>
+          <w:szCs w:val="28"/>
+          <w:lang w:val="en-US"/>
+        </w:rPr>
+      </w:pPr>
+      <w:r>
+        <w:rPr>
+          <w:rFonts w:ascii="Times New Roman" w:hAnsi="Times New Roman" w:cs="Times New Roman"/>
+          <w:sz w:val="28"/>
+          <w:szCs w:val="28"/>
+          <w:lang w:val="en-US"/>
+        </w:rPr>
+        <w:lastRenderedPageBreak/>
+        <w:drawing>
+          <wp:inline distT="0" distB="0" distL="0" distR="0" wp14:anchorId="56350FB1" wp14:editId="231C12CF">
+            <wp:extent cx="6120765" cy="3537585"/>
+            <wp:effectExtent l="0" t="0" r="0" b="5715"/>
+            <wp:docPr id="4" name="Рисунок 4"/>
+            <wp:cNvGraphicFramePr>
+              <a:graphicFrameLocks xmlns:a="http://schemas.openxmlformats.org/drawingml/2006/main" noChangeAspect="1"/>
+            </wp:cNvGraphicFramePr>
+            <a:graphic xmlns:a="http://schemas.openxmlformats.org/drawingml/2006/main">
+              <a:graphicData uri="http://schemas.openxmlformats.org/drawingml/2006/picture">
+                <pic:pic xmlns:pic="http://schemas.openxmlformats.org/drawingml/2006/picture">
+                  <pic:nvPicPr>
+                    <pic:cNvPr id="1" name=""/>
+                    <pic:cNvPicPr/>
+                  </pic:nvPicPr>
+                  <pic:blipFill>
+                    <a:blip r:embed="rId10"/>
+                    <a:stretch>
+                      <a:fillRect/>
+                    </a:stretch>
+                  </pic:blipFill>
+                  <pic:spPr>
+                    <a:xfrm>
+                      <a:off x="0" y="0"/>
+                      <a:ext cx="6120765" cy="3537585"/>
+                    </a:xfrm>
+                    <a:prstGeom prst="rect">
+                      <a:avLst/>
+                    </a:prstGeom>
+                  </pic:spPr>
+                </pic:pic>
+              </a:graphicData>
+            </a:graphic>
+          </wp:inline>
+        </w:drawing>
+      </w:r>
+    </w:p>
+    <w:p>
+      <w:pPr>
+        <w:jc w:val="both"/>
+        <w:rPr>
+          <w:rFonts w:ascii="Times New Roman" w:hAnsi="Times New Roman" w:cs="Times New Roman"/>
+          <w:sz w:val="28"/>
+          <w:szCs w:val="28"/>
+          <w:lang w:val="en-US"/>
+        </w:rPr>
+      </w:pPr>
+      <w:r>
+        <w:rPr>
+          <w:rFonts w:ascii="Times New Roman" w:hAnsi="Times New Roman" w:cs="Times New Roman"/>
+          <w:sz w:val="28"/>
+          <w:szCs w:val="28"/>
+          <w:lang w:val="en-US"/>
+        </w:rPr>
+        <w:drawing>
+          <wp:inline distT="0" distB="0" distL="0" distR="0" wp14:anchorId="1D209984" wp14:editId="1E43C44C">
+            <wp:extent cx="6120765" cy="1095375"/>
+            <wp:effectExtent l="0" t="0" r="0" b="9525"/>
+            <wp:docPr id="5" name="Рисунок 5"/>
+            <wp:cNvGraphicFramePr>
+              <a:graphicFrameLocks xmlns:a="http://schemas.openxmlformats.org/drawingml/2006/main" noChangeAspect="1"/>
+            </wp:cNvGraphicFramePr>
+            <a:graphic xmlns:a="http://schemas.openxmlformats.org/drawingml/2006/main">
+              <a:graphicData uri="http://schemas.openxmlformats.org/drawingml/2006/picture">
+                <pic:pic xmlns:pic="http://schemas.openxmlformats.org/drawingml/2006/picture">
+                  <pic:nvPicPr>
+                    <pic:cNvPr id="1" name=""/>
+                    <pic:cNvPicPr/>
+                  </pic:nvPicPr>
+                  <pic:blipFill>
+                    <a:blip r:embed="rId11"/>
+                    <a:stretch>
+                      <a:fillRect/>
+                    </a:stretch>
+                  </pic:blipFill>
+                  <pic:spPr>
+                    <a:xfrm>
+                      <a:off x="0" y="0"/>
+                      <a:ext cx="6120765" cy="1095375"/>
+                    </a:xfrm>
+                    <a:prstGeom prst="rect">
+                      <a:avLst/>
+                    </a:prstGeom>
+                  </pic:spPr>
+                </pic:pic>
+              </a:graphicData>
+            </a:graphic>
+          </wp:inline>
+        </w:drawing>
+      </w:r>
+    </w:p>
+    <w:p>
+      <w:pPr>
+        <w:jc w:val="both"/>
+        <w:rPr>
+          <w:rFonts w:ascii="Times New Roman" w:hAnsi="Times New Roman" w:cs="Times New Roman"/>
+          <w:sz w:val="28"/>
+          <w:szCs w:val="28"/>
+          <w:lang w:val="en-US"/>
+        </w:rPr>
+      </w:pPr>
+      <w:r>
+        <w:rPr>
+          <w:rFonts w:ascii="Times New Roman" w:hAnsi="Times New Roman" w:cs="Times New Roman"/>
+          <w:sz w:val="28"/>
+          <w:szCs w:val="28"/>
+          <w:lang w:val="en-US"/>
+        </w:rPr>
+        <w:drawing>
+          <wp:inline distT="0" distB="0" distL="0" distR="0" wp14:anchorId="51C22CBE" wp14:editId="67E4F89B">
+            <wp:extent cx="6120765" cy="2289175"/>
+            <wp:effectExtent l="0" t="0" r="0" b="0"/>
+            <wp:docPr id="6" name="Рисунок 6"/>
+            <wp:cNvGraphicFramePr>
+              <a:graphicFrameLocks xmlns:a="http://schemas.openxmlformats.org/drawingml/2006/main" noChangeAspect="1"/>
+            </wp:cNvGraphicFramePr>
+            <a:graphic xmlns:a="http://schemas.openxmlformats.org/drawingml/2006/main">
+              <a:graphicData uri="http://schemas.openxmlformats.org/drawingml/2006/picture">
+                <pic:pic xmlns:pic="http://schemas.openxmlformats.org/drawingml/2006/picture">
+                  <pic:nvPicPr>
+                    <pic:cNvPr id="1" name=""/>
+                    <pic:cNvPicPr/>
+                  </pic:nvPicPr>
+                  <pic:blipFill>
+                    <a:blip r:embed="rId12"/>
+                    <a:stretch>
+                      <a:fillRect/>
+                    </a:stretch>
+                  </pic:blipFill>
+                  <pic:spPr>
+                    <a:xfrm>
+                      <a:off x="0" y="0"/>
+                      <a:ext cx="6120765" cy="2289175"/>
+                    </a:xfrm>
+                    <a:prstGeom prst="rect">
+                      <a:avLst/>
+                    </a:prstGeom>
+                  </pic:spPr>
+                </pic:pic>
+              </a:graphicData>
+            </a:graphic>
+          </wp:inline>
+        </w:drawing>
+      </w:r>
+    </w:p>
+    <w:p>
+      <w:pPr>
+        <w:pStyle w:val="a3"/>
+        <w:ind w:left="360"/>
+        <w:jc w:val="both"/>
+        <w:rPr>
+          <w:sz w:val="28"/>
+          <w:szCs w:val="28"/>
+        </w:rPr>
+      </w:pPr>
+      <w:r>
+        <w:rPr>
+          <w:b/>
+          <w:bCs/>
+          <w:sz w:val="28"/>
+          <w:szCs w:val="28"/>
+        </w:rPr>
+        <w:t>Висновок:</w:t>
+      </w:r>
+    </w:p>
+    <w:p>
+      <w:pPr>
+        <w:pStyle w:val="a3"/>
+        <w:ind w:left="360"/>
+        <w:jc w:val="both"/>
+        <w:rPr>
+          <w:sz w:val="28"/>
+          <w:szCs w:val="28"/>
+        </w:rPr>
+      </w:pPr>
+      <w:r>
+        <w:rPr>
+          <w:sz w:val="28"/>
+          <w:szCs w:val="28"/>
+        </w:rPr>
+        <w:t>На основі виконаної роботи можна виділити наступні переваги децентралізованих систем контролю версій (ДСКВ) у порівнянні з централізованими (ЦСКВ):</w:t>
+      </w:r>
+    </w:p>
+    <w:p>
+      <w:pPr>
+        <w:pStyle w:val="a3"/>
+        <w:ind w:left="360"/>
+        <w:jc w:val="both"/>
+        <w:rPr>
+          <w:sz w:val="28"/>
+          <w:szCs w:val="28"/>
+        </w:rPr>
+      </w:pPr>
+      <w:r>
+        <w:rPr>
+          <w:b/>
+          <w:bCs/>
+          <w:sz w:val="28"/>
+          <w:szCs w:val="28"/>
+        </w:rPr>
+        <w:t>Відсутність єдиної точки відмови (SPOF):</w:t>
+      </w:r>
+      <w:r>
+        <w:rPr>
+          <w:sz w:val="28"/>
+          <w:szCs w:val="28"/>
+        </w:rPr>
+        <w:t xml:space="preserve"> У ДСКВ (</w:t>
+      </w:r>
+      <w:proofErr w:type="spellStart"/>
+      <w:r>
+        <w:rPr>
+          <w:sz w:val="28"/>
+          <w:szCs w:val="28"/>
+        </w:rPr>
+        <w:t>Git</w:t>
+      </w:r>
+      <w:proofErr w:type="spellEnd"/>
+      <w:r>
+        <w:rPr>
+          <w:sz w:val="28"/>
+          <w:szCs w:val="28"/>
+        </w:rPr>
+        <w:t xml:space="preserve">) кожен розробник має повну копію сховища з усією історією на своєму комп'ютері. Якщо сервер </w:t>
+      </w:r>
+      <w:proofErr w:type="spellStart"/>
+      <w:r>
+        <w:rPr>
+          <w:sz w:val="28"/>
+          <w:szCs w:val="28"/>
+        </w:rPr>
+        <w:t>GitHub</w:t>
+      </w:r>
+      <w:proofErr w:type="spellEnd"/>
+      <w:r>
+        <w:rPr>
+          <w:sz w:val="28"/>
+          <w:szCs w:val="28"/>
+        </w:rPr>
+        <w:t xml:space="preserve"> тимчасово недоступний, робота не зупиняється, а у разі збою на сервері будь-який локальний клон може слугувати повноцінною резервною </w:t>
+      </w:r>
+      <w:r>
+        <w:rPr>
+          <w:sz w:val="28"/>
+          <w:szCs w:val="28"/>
+        </w:rPr>
+        <w:lastRenderedPageBreak/>
+        <w:t xml:space="preserve">копією. У централізованих системах (наприклад, SVN) вихід сервера з ладу паралізує роботу всієї команди. </w:t>
+      </w:r>
+    </w:p>
+    <w:p>
+      <w:pPr>
+        <w:pStyle w:val="a3"/>
+        <w:ind w:left="360"/>
+        <w:jc w:val="both"/>
+        <w:rPr>
+          <w:sz w:val="28"/>
+          <w:szCs w:val="28"/>
+        </w:rPr>
+      </w:pPr>
+      <w:r>
+        <w:rPr>
+          <w:b/>
+          <w:bCs/>
+          <w:sz w:val="28"/>
+          <w:szCs w:val="28"/>
+        </w:rPr>
+        <w:t>Підтримка нелінійного розвитку:</w:t>
+      </w:r>
+      <w:r>
+        <w:rPr>
+          <w:sz w:val="28"/>
+          <w:szCs w:val="28"/>
+        </w:rPr>
+        <w:t xml:space="preserve"> Децентралізована архітектура та механізм </w:t>
+      </w:r>
+      <w:proofErr w:type="spellStart"/>
+      <w:r>
+        <w:rPr>
+          <w:sz w:val="28"/>
+          <w:szCs w:val="28"/>
+        </w:rPr>
+        <w:t>Pull</w:t>
+      </w:r>
+      <w:proofErr w:type="spellEnd"/>
+      <w:r>
+        <w:rPr>
+          <w:sz w:val="28"/>
+          <w:szCs w:val="28"/>
+        </w:rPr>
+        <w:t xml:space="preserve"> </w:t>
+      </w:r>
+      <w:proofErr w:type="spellStart"/>
+      <w:r>
+        <w:rPr>
+          <w:sz w:val="28"/>
+          <w:szCs w:val="28"/>
+        </w:rPr>
+        <w:t>Requests</w:t>
+      </w:r>
+      <w:proofErr w:type="spellEnd"/>
+      <w:r>
+        <w:rPr>
+          <w:sz w:val="28"/>
+          <w:szCs w:val="28"/>
+        </w:rPr>
+        <w:t xml:space="preserve"> роблять процес галуження (</w:t>
+      </w:r>
+      <w:proofErr w:type="spellStart"/>
+      <w:r>
+        <w:rPr>
+          <w:sz w:val="28"/>
+          <w:szCs w:val="28"/>
+        </w:rPr>
+        <w:t>branching</w:t>
+      </w:r>
+      <w:proofErr w:type="spellEnd"/>
+      <w:r>
+        <w:rPr>
+          <w:sz w:val="28"/>
+          <w:szCs w:val="28"/>
+        </w:rPr>
+        <w:t xml:space="preserve">) дуже легким та безпечним, що дозволяє паралельно вести тисячі гілок і ефективно керувати кодом навіть без прямого доступу до запису в головний </w:t>
+      </w:r>
+      <w:proofErr w:type="spellStart"/>
+      <w:r>
+        <w:rPr>
+          <w:sz w:val="28"/>
+          <w:szCs w:val="28"/>
+        </w:rPr>
+        <w:t>репозиторій</w:t>
+      </w:r>
+      <w:proofErr w:type="spellEnd"/>
+      <w:r>
+        <w:rPr>
+          <w:sz w:val="28"/>
+          <w:szCs w:val="28"/>
+        </w:rPr>
+        <w:t xml:space="preserve"> (через систему "</w:t>
+      </w:r>
+      <w:proofErr w:type="spellStart"/>
+      <w:r>
+        <w:rPr>
+          <w:sz w:val="28"/>
+          <w:szCs w:val="28"/>
+        </w:rPr>
+        <w:t>форків</w:t>
+      </w:r>
+      <w:proofErr w:type="spellEnd"/>
+      <w:r>
+        <w:rPr>
+          <w:sz w:val="28"/>
+          <w:szCs w:val="28"/>
+        </w:rPr>
+        <w:t>").</w:t>
+      </w:r>
+    </w:p>
+    <w:p>
+      <w:pPr>
+        <w:pStyle w:val="a3"/>
+        <w:ind w:left="360"/>
+        <w:jc w:val="both"/>
+        <w:rPr>
+          <w:sz w:val="28"/>
+          <w:szCs w:val="28"/>
+        </w:rPr>
+      </w:pPr>
+      <w:r>
+        <w:rPr>
+          <w:b/>
+          <w:sz w:val="28"/>
+          <w:szCs w:val="28"/>
+        </w:rPr>
+        <w:t>Література:</w:t>
+      </w:r>
+      <w:r>
+        <w:rPr>
+          <w:sz w:val="28"/>
+          <w:szCs w:val="28"/>
+        </w:rPr>
+        <w:t xml:space="preserve"> </w:t>
+      </w:r>
+    </w:p>
+    <w:p>
+      <w:pPr>
+        <w:pStyle w:val="a3"/>
+        <w:ind w:left="360"/>
+        <w:jc w:val="both"/>
+        <w:rPr>
+          <w:sz w:val="28"/>
+          <w:szCs w:val="28"/>
+        </w:rPr>
+      </w:pPr>
+      <w:r>
+        <w:rPr>
+          <w:sz w:val="28"/>
+          <w:szCs w:val="28"/>
+        </w:rPr>
+        <w:t xml:space="preserve">6. </w:t>
+      </w:r>
+      <w:proofErr w:type="spellStart"/>
+      <w:r>
+        <w:rPr>
+          <w:sz w:val="28"/>
+          <w:szCs w:val="28"/>
+        </w:rPr>
+        <w:t>Scott</w:t>
+      </w:r>
+      <w:proofErr w:type="spellEnd"/>
+      <w:r>
+        <w:rPr>
+          <w:sz w:val="28"/>
+          <w:szCs w:val="28"/>
+        </w:rPr>
+        <w:t xml:space="preserve"> </w:t>
+      </w:r>
+      <w:proofErr w:type="spellStart"/>
+      <w:r>
+        <w:rPr>
+          <w:sz w:val="28"/>
+          <w:szCs w:val="28"/>
+        </w:rPr>
+        <w:t>Chacon</w:t>
+      </w:r>
+      <w:proofErr w:type="spellEnd"/>
+      <w:r>
+        <w:rPr>
+          <w:sz w:val="28"/>
+          <w:szCs w:val="28"/>
+        </w:rPr>
+        <w:t xml:space="preserve">, </w:t>
+      </w:r>
+      <w:proofErr w:type="spellStart"/>
+      <w:r>
+        <w:rPr>
+          <w:sz w:val="28"/>
+          <w:szCs w:val="28"/>
+        </w:rPr>
+        <w:t>Ben</w:t>
+      </w:r>
+      <w:proofErr w:type="spellEnd"/>
+      <w:r>
+        <w:rPr>
+          <w:sz w:val="28"/>
+          <w:szCs w:val="28"/>
+        </w:rPr>
+        <w:t xml:space="preserve"> </w:t>
+      </w:r>
+      <w:proofErr w:type="spellStart"/>
+      <w:r>
+        <w:rPr>
+          <w:sz w:val="28"/>
+          <w:szCs w:val="28"/>
+        </w:rPr>
+        <w:t>Straub</w:t>
+      </w:r>
+      <w:proofErr w:type="spellEnd"/>
+      <w:r>
+        <w:rPr>
+          <w:sz w:val="28"/>
+          <w:szCs w:val="28"/>
+        </w:rPr>
+        <w:t xml:space="preserve">. </w:t>
+      </w:r>
+      <w:proofErr w:type="spellStart"/>
+      <w:r>
+        <w:rPr>
+          <w:sz w:val="28"/>
+          <w:szCs w:val="28"/>
+        </w:rPr>
+        <w:t>Pro</w:t>
+      </w:r>
+      <w:proofErr w:type="spellEnd"/>
+      <w:r>
+        <w:rPr>
+          <w:sz w:val="28"/>
+          <w:szCs w:val="28"/>
+        </w:rPr>
+        <w:t xml:space="preserve"> </w:t>
+      </w:r>
+      <w:proofErr w:type="spellStart"/>
+      <w:r>
+        <w:rPr>
+          <w:sz w:val="28"/>
+          <w:szCs w:val="28"/>
+        </w:rPr>
+        <w:t>Git</w:t>
+      </w:r>
+      <w:proofErr w:type="spellEnd"/>
+      <w:r>
+        <w:rPr>
+          <w:sz w:val="28"/>
+          <w:szCs w:val="28"/>
+        </w:rPr>
+        <w:t xml:space="preserve">. </w:t>
+      </w:r>
+      <w:proofErr w:type="spellStart"/>
+      <w:r>
+        <w:rPr>
+          <w:sz w:val="28"/>
+          <w:szCs w:val="28"/>
+        </w:rPr>
+        <w:t>Apress</w:t>
+      </w:r>
+      <w:proofErr w:type="spellEnd"/>
+      <w:r>
+        <w:rPr>
+          <w:sz w:val="28"/>
+          <w:szCs w:val="28"/>
+        </w:rPr>
+        <w:t xml:space="preserve">. 2014. 456 p. </w:t>
+      </w:r>
+    </w:p>
+    <w:p>
+      <w:pPr>
+        <w:pStyle w:val="a3"/>
+        <w:ind w:left="360"/>
+        <w:jc w:val="both"/>
+        <w:rPr>
+          <w:sz w:val="28"/>
+          <w:szCs w:val="28"/>
+        </w:rPr>
+      </w:pPr>
+      <w:r>
+        <w:rPr>
+          <w:sz w:val="28"/>
+          <w:szCs w:val="28"/>
+        </w:rPr>
+        <w:t xml:space="preserve">7. </w:t>
+      </w:r>
+      <w:proofErr w:type="spellStart"/>
+      <w:r>
+        <w:rPr>
+          <w:sz w:val="28"/>
+          <w:szCs w:val="28"/>
+        </w:rPr>
+        <w:t>Jon</w:t>
+      </w:r>
+      <w:proofErr w:type="spellEnd"/>
+      <w:r>
+        <w:rPr>
+          <w:sz w:val="28"/>
+          <w:szCs w:val="28"/>
+        </w:rPr>
+        <w:t xml:space="preserve"> </w:t>
+      </w:r>
+      <w:proofErr w:type="spellStart"/>
+      <w:r>
+        <w:rPr>
+          <w:sz w:val="28"/>
+          <w:szCs w:val="28"/>
+        </w:rPr>
+        <w:t>Loeliger</w:t>
+      </w:r>
+      <w:proofErr w:type="spellEnd"/>
+      <w:r>
+        <w:rPr>
+          <w:sz w:val="28"/>
+          <w:szCs w:val="28"/>
+        </w:rPr>
+        <w:t xml:space="preserve">, </w:t>
+      </w:r>
+      <w:proofErr w:type="spellStart"/>
+      <w:r>
+        <w:rPr>
+          <w:sz w:val="28"/>
+          <w:szCs w:val="28"/>
+        </w:rPr>
+        <w:t>Matthew</w:t>
+      </w:r>
+      <w:proofErr w:type="spellEnd"/>
+      <w:r>
+        <w:rPr>
+          <w:sz w:val="28"/>
+          <w:szCs w:val="28"/>
+        </w:rPr>
+        <w:t xml:space="preserve"> </w:t>
+      </w:r>
+      <w:proofErr w:type="spellStart"/>
+      <w:r>
+        <w:rPr>
+          <w:sz w:val="28"/>
+          <w:szCs w:val="28"/>
+        </w:rPr>
+        <w:t>McCullough</w:t>
+      </w:r>
+      <w:proofErr w:type="spellEnd"/>
+      <w:r>
+        <w:rPr>
+          <w:sz w:val="28"/>
+          <w:szCs w:val="28"/>
+        </w:rPr>
+        <w:t xml:space="preserve">. </w:t>
+      </w:r>
+      <w:proofErr w:type="spellStart"/>
+      <w:r>
+        <w:rPr>
+          <w:sz w:val="28"/>
+          <w:szCs w:val="28"/>
+        </w:rPr>
+        <w:t>Version</w:t>
+      </w:r>
+      <w:proofErr w:type="spellEnd"/>
+      <w:r>
+        <w:rPr>
+          <w:sz w:val="28"/>
+          <w:szCs w:val="28"/>
+        </w:rPr>
+        <w:t xml:space="preserve"> </w:t>
+      </w:r>
+      <w:proofErr w:type="spellStart"/>
+      <w:r>
+        <w:rPr>
+          <w:sz w:val="28"/>
+          <w:szCs w:val="28"/>
+        </w:rPr>
+        <w:t>Control</w:t>
+      </w:r>
+      <w:proofErr w:type="spellEnd"/>
+      <w:r>
+        <w:rPr>
+          <w:sz w:val="28"/>
+          <w:szCs w:val="28"/>
+        </w:rPr>
+        <w:t xml:space="preserve"> </w:t>
+      </w:r>
+      <w:proofErr w:type="spellStart"/>
+      <w:r>
+        <w:rPr>
+          <w:sz w:val="28"/>
+          <w:szCs w:val="28"/>
+        </w:rPr>
+        <w:t>with</w:t>
+      </w:r>
+      <w:proofErr w:type="spellEnd"/>
+      <w:r>
+        <w:rPr>
+          <w:sz w:val="28"/>
+          <w:szCs w:val="28"/>
+        </w:rPr>
+        <w:t xml:space="preserve"> </w:t>
+      </w:r>
+      <w:proofErr w:type="spellStart"/>
+      <w:r>
+        <w:rPr>
+          <w:sz w:val="28"/>
+          <w:szCs w:val="28"/>
+        </w:rPr>
+        <w:t>Git</w:t>
+      </w:r>
+      <w:proofErr w:type="spellEnd"/>
+      <w:r>
+        <w:rPr>
+          <w:sz w:val="28"/>
+          <w:szCs w:val="28"/>
+        </w:rPr>
+        <w:t xml:space="preserve">. </w:t>
+      </w:r>
+      <w:proofErr w:type="spellStart"/>
+      <w:r>
+        <w:rPr>
+          <w:sz w:val="28"/>
+          <w:szCs w:val="28"/>
+        </w:rPr>
+        <w:t>O'Reilly</w:t>
+      </w:r>
+      <w:proofErr w:type="spellEnd"/>
+      <w:r>
+        <w:rPr>
+          <w:sz w:val="28"/>
+          <w:szCs w:val="28"/>
+        </w:rPr>
+        <w:t xml:space="preserve"> </w:t>
+      </w:r>
+      <w:proofErr w:type="spellStart"/>
+      <w:r>
+        <w:rPr>
+          <w:sz w:val="28"/>
+          <w:szCs w:val="28"/>
+        </w:rPr>
+        <w:t>Media</w:t>
+      </w:r>
+      <w:proofErr w:type="spellEnd"/>
+      <w:r>
+        <w:rPr>
+          <w:sz w:val="28"/>
+          <w:szCs w:val="28"/>
+        </w:rPr>
+        <w:t xml:space="preserve">. 2012. 456 p. </w:t>
+      </w:r>
+    </w:p>
+    <w:p>
+      <w:pPr>
+        <w:pStyle w:val="a3"/>
+        <w:ind w:left="360"/>
+        <w:jc w:val="both"/>
+        <w:rPr>
+          <w:sz w:val="28"/>
+          <w:szCs w:val="28"/>
+        </w:rPr>
+      </w:pPr>
+      <w:r>
+        <w:rPr>
+          <w:sz w:val="28"/>
+          <w:szCs w:val="28"/>
+        </w:rPr>
+        <w:t xml:space="preserve">8. </w:t>
+      </w:r>
+      <w:proofErr w:type="spellStart"/>
+      <w:r>
+        <w:rPr>
+          <w:sz w:val="28"/>
+          <w:szCs w:val="28"/>
+        </w:rPr>
+        <w:t>Ryan</w:t>
+      </w:r>
+      <w:proofErr w:type="spellEnd"/>
+      <w:r>
+        <w:rPr>
+          <w:sz w:val="28"/>
+          <w:szCs w:val="28"/>
+        </w:rPr>
+        <w:t xml:space="preserve"> </w:t>
+      </w:r>
+      <w:proofErr w:type="spellStart"/>
+      <w:r>
+        <w:rPr>
+          <w:sz w:val="28"/>
+          <w:szCs w:val="28"/>
+        </w:rPr>
+        <w:t>Hodson</w:t>
+      </w:r>
+      <w:proofErr w:type="spellEnd"/>
+      <w:r>
+        <w:rPr>
+          <w:sz w:val="28"/>
+          <w:szCs w:val="28"/>
+        </w:rPr>
+        <w:t xml:space="preserve">. </w:t>
+      </w:r>
+      <w:proofErr w:type="spellStart"/>
+      <w:r>
+        <w:rPr>
+          <w:sz w:val="28"/>
+          <w:szCs w:val="28"/>
+        </w:rPr>
+        <w:t>Git</w:t>
+      </w:r>
+      <w:proofErr w:type="spellEnd"/>
+      <w:r>
+        <w:rPr>
+          <w:sz w:val="28"/>
+          <w:szCs w:val="28"/>
+        </w:rPr>
+        <w:t xml:space="preserve"> Essentials. </w:t>
+      </w:r>
+      <w:proofErr w:type="spellStart"/>
+      <w:r>
+        <w:rPr>
+          <w:sz w:val="28"/>
+          <w:szCs w:val="28"/>
+        </w:rPr>
+        <w:t>Packt</w:t>
+      </w:r>
+      <w:proofErr w:type="spellEnd"/>
+      <w:r>
+        <w:rPr>
+          <w:sz w:val="28"/>
+          <w:szCs w:val="28"/>
+        </w:rPr>
+        <w:t xml:space="preserve"> </w:t>
+      </w:r>
+      <w:proofErr w:type="spellStart"/>
+      <w:r>
+        <w:rPr>
+          <w:sz w:val="28"/>
+          <w:szCs w:val="28"/>
+        </w:rPr>
+        <w:t>Publishing</w:t>
+      </w:r>
+      <w:proofErr w:type="spellEnd"/>
+      <w:r>
+        <w:rPr>
+          <w:sz w:val="28"/>
+          <w:szCs w:val="28"/>
+        </w:rPr>
+        <w:t xml:space="preserve">. 2015. 194 p. </w:t>
+      </w:r>
+    </w:p>
+    <w:p>
+      <w:pPr>
+        <w:pStyle w:val="a3"/>
+        <w:ind w:left="360"/>
+        <w:jc w:val="both"/>
+        <w:rPr>
+          <w:sz w:val="28"/>
+          <w:szCs w:val="28"/>
+        </w:rPr>
+      </w:pPr>
+      <w:r>
+        <w:rPr>
+          <w:sz w:val="28"/>
+          <w:szCs w:val="28"/>
+        </w:rPr>
+        <w:t xml:space="preserve">9. </w:t>
+      </w:r>
+      <w:proofErr w:type="spellStart"/>
+      <w:r>
+        <w:rPr>
+          <w:sz w:val="28"/>
+          <w:szCs w:val="28"/>
+        </w:rPr>
+        <w:t>Roger</w:t>
+      </w:r>
+      <w:proofErr w:type="spellEnd"/>
+      <w:r>
+        <w:rPr>
+          <w:sz w:val="28"/>
+          <w:szCs w:val="28"/>
+        </w:rPr>
+        <w:t xml:space="preserve"> </w:t>
+      </w:r>
+      <w:proofErr w:type="spellStart"/>
+      <w:r>
+        <w:rPr>
+          <w:sz w:val="28"/>
+          <w:szCs w:val="28"/>
+        </w:rPr>
+        <w:t>Dudler</w:t>
+      </w:r>
+      <w:proofErr w:type="spellEnd"/>
+      <w:r>
+        <w:rPr>
+          <w:sz w:val="28"/>
+          <w:szCs w:val="28"/>
+        </w:rPr>
+        <w:t xml:space="preserve">. </w:t>
+      </w:r>
+      <w:proofErr w:type="spellStart"/>
+      <w:r>
+        <w:rPr>
+          <w:sz w:val="28"/>
+          <w:szCs w:val="28"/>
+        </w:rPr>
+        <w:t>Git</w:t>
+      </w:r>
+      <w:proofErr w:type="spellEnd"/>
+      <w:r>
+        <w:rPr>
+          <w:sz w:val="28"/>
+          <w:szCs w:val="28"/>
+        </w:rPr>
+        <w:t xml:space="preserve"> </w:t>
+      </w:r>
+      <w:proofErr w:type="spellStart"/>
+      <w:r>
+        <w:rPr>
+          <w:sz w:val="28"/>
+          <w:szCs w:val="28"/>
+        </w:rPr>
+        <w:t>Pocket</w:t>
+      </w:r>
+      <w:proofErr w:type="spellEnd"/>
+      <w:r>
+        <w:rPr>
+          <w:sz w:val="28"/>
+          <w:szCs w:val="28"/>
+        </w:rPr>
+        <w:t xml:space="preserve"> </w:t>
+      </w:r>
+      <w:proofErr w:type="spellStart"/>
+      <w:r>
+        <w:rPr>
+          <w:sz w:val="28"/>
+          <w:szCs w:val="28"/>
+        </w:rPr>
+        <w:t>Guide</w:t>
+      </w:r>
+      <w:proofErr w:type="spellEnd"/>
+      <w:r>
+        <w:rPr>
+          <w:sz w:val="28"/>
+          <w:szCs w:val="28"/>
+        </w:rPr>
+        <w:t xml:space="preserve">. </w:t>
+      </w:r>
+      <w:proofErr w:type="spellStart"/>
+      <w:r>
+        <w:rPr>
+          <w:sz w:val="28"/>
+          <w:szCs w:val="28"/>
+        </w:rPr>
+        <w:t>O'Reilly</w:t>
+      </w:r>
+      <w:proofErr w:type="spellEnd"/>
+      <w:r>
+        <w:rPr>
+          <w:sz w:val="28"/>
+          <w:szCs w:val="28"/>
+        </w:rPr>
+        <w:t xml:space="preserve"> </w:t>
+      </w:r>
+      <w:proofErr w:type="spellStart"/>
+      <w:r>
+        <w:rPr>
+          <w:sz w:val="28"/>
+          <w:szCs w:val="28"/>
+        </w:rPr>
+        <w:t>Media</w:t>
+      </w:r>
+      <w:proofErr w:type="spellEnd"/>
+      <w:r>
+        <w:rPr>
+          <w:sz w:val="28"/>
+          <w:szCs w:val="28"/>
+        </w:rPr>
+        <w:t xml:space="preserve">. 2013. 234 p. </w:t>
+      </w:r>
+    </w:p>
+    <w:p>
+      <w:pPr>
+        <w:pStyle w:val="a3"/>
+        <w:ind w:left="360"/>
+        <w:jc w:val="both"/>
+        <w:rPr>
+          <w:sz w:val="28"/>
+          <w:szCs w:val="28"/>
+        </w:rPr>
+      </w:pPr>
+      <w:r>
+        <w:rPr>
+          <w:sz w:val="28"/>
+          <w:szCs w:val="28"/>
+        </w:rPr>
+        <w:t>10.</w:t>
+      </w:r>
+      <w:r>
+        <w:rPr>
+          <w:sz w:val="28"/>
+          <w:szCs w:val="28"/>
+          <w:lang w:val="en-US"/>
+        </w:rPr>
+        <w:t xml:space="preserve"> </w:t>
+      </w:r>
+      <w:proofErr w:type="spellStart"/>
+      <w:r>
+        <w:rPr>
+          <w:sz w:val="28"/>
+          <w:szCs w:val="28"/>
+        </w:rPr>
+        <w:t>Seth</w:t>
+      </w:r>
+      <w:proofErr w:type="spellEnd"/>
+      <w:r>
+        <w:rPr>
+          <w:sz w:val="28"/>
+          <w:szCs w:val="28"/>
+        </w:rPr>
+        <w:t xml:space="preserve"> </w:t>
+      </w:r>
+      <w:proofErr w:type="spellStart"/>
+      <w:r>
+        <w:rPr>
+          <w:sz w:val="28"/>
+          <w:szCs w:val="28"/>
+        </w:rPr>
+        <w:t>Robertson</w:t>
+      </w:r>
+      <w:proofErr w:type="spellEnd"/>
+      <w:r>
+        <w:rPr>
+          <w:sz w:val="28"/>
+          <w:szCs w:val="28"/>
+        </w:rPr>
+        <w:t xml:space="preserve">, </w:t>
+      </w:r>
+      <w:proofErr w:type="spellStart"/>
+      <w:r>
+        <w:rPr>
+          <w:sz w:val="28"/>
+          <w:szCs w:val="28"/>
+        </w:rPr>
+        <w:t>Steve</w:t>
+      </w:r>
+      <w:proofErr w:type="spellEnd"/>
+      <w:r>
+        <w:rPr>
+          <w:sz w:val="28"/>
+          <w:szCs w:val="28"/>
+        </w:rPr>
+        <w:t xml:space="preserve"> </w:t>
+      </w:r>
+      <w:proofErr w:type="spellStart"/>
+      <w:r>
+        <w:rPr>
+          <w:sz w:val="28"/>
+          <w:szCs w:val="28"/>
+        </w:rPr>
+        <w:t>Oualline</w:t>
+      </w:r>
+      <w:proofErr w:type="spellEnd"/>
+      <w:r>
+        <w:rPr>
+          <w:sz w:val="28"/>
+          <w:szCs w:val="28"/>
+        </w:rPr>
+        <w:t xml:space="preserve">. </w:t>
+      </w:r>
+      <w:proofErr w:type="spellStart"/>
+      <w:r>
+        <w:rPr>
+          <w:sz w:val="28"/>
+          <w:szCs w:val="28"/>
+        </w:rPr>
+        <w:t>Practical</w:t>
+      </w:r>
+      <w:proofErr w:type="spellEnd"/>
+      <w:r>
+        <w:rPr>
+          <w:sz w:val="28"/>
+          <w:szCs w:val="28"/>
+        </w:rPr>
+        <w:t xml:space="preserve"> </w:t>
+      </w:r>
+      <w:proofErr w:type="spellStart"/>
+      <w:r>
+        <w:rPr>
+          <w:sz w:val="28"/>
+          <w:szCs w:val="28"/>
+        </w:rPr>
+        <w:t>Git</w:t>
+      </w:r>
+      <w:proofErr w:type="spellEnd"/>
+      <w:r>
+        <w:rPr>
+          <w:sz w:val="28"/>
+          <w:szCs w:val="28"/>
+        </w:rPr>
+        <w:t xml:space="preserve">: </w:t>
+      </w:r>
+      <w:proofErr w:type="spellStart"/>
+      <w:r>
+        <w:rPr>
+          <w:sz w:val="28"/>
+          <w:szCs w:val="28"/>
+        </w:rPr>
+        <w:t>For</w:t>
+      </w:r>
+      <w:proofErr w:type="spellEnd"/>
+      <w:r>
+        <w:rPr>
+          <w:sz w:val="28"/>
+          <w:szCs w:val="28"/>
+        </w:rPr>
+        <w:t xml:space="preserve"> </w:t>
+      </w:r>
+      <w:proofErr w:type="spellStart"/>
+      <w:r>
+        <w:rPr>
+          <w:sz w:val="28"/>
+          <w:szCs w:val="28"/>
+        </w:rPr>
+        <w:t>Everyday</w:t>
+      </w:r>
+      <w:proofErr w:type="spellEnd"/>
+      <w:r>
+        <w:rPr>
+          <w:sz w:val="28"/>
+          <w:szCs w:val="28"/>
+        </w:rPr>
+        <w:t xml:space="preserve"> </w:t>
+      </w:r>
+      <w:proofErr w:type="spellStart"/>
+      <w:r>
+        <w:rPr>
+          <w:sz w:val="28"/>
+          <w:szCs w:val="28"/>
+        </w:rPr>
+        <w:t>Use</w:t>
+      </w:r>
+      <w:proofErr w:type="spellEnd"/>
+      <w:r>
+        <w:rPr>
+          <w:sz w:val="28"/>
+          <w:szCs w:val="28"/>
+        </w:rPr>
+        <w:t xml:space="preserve">. </w:t>
+      </w:r>
+      <w:proofErr w:type="spellStart"/>
+      <w:r>
+        <w:rPr>
+          <w:sz w:val="28"/>
+          <w:szCs w:val="28"/>
+        </w:rPr>
+        <w:t>No</w:t>
+      </w:r>
+      <w:proofErr w:type="spellEnd"/>
+      <w:r>
+        <w:rPr>
+          <w:sz w:val="28"/>
+          <w:szCs w:val="28"/>
+        </w:rPr>
+        <w:t xml:space="preserve"> </w:t>
+      </w:r>
+      <w:proofErr w:type="spellStart"/>
+      <w:r>
+        <w:rPr>
+          <w:sz w:val="28"/>
+          <w:szCs w:val="28"/>
+        </w:rPr>
+        <w:t>Starch</w:t>
+      </w:r>
+      <w:proofErr w:type="spellEnd"/>
+      <w:r>
+        <w:rPr>
+          <w:sz w:val="28"/>
+          <w:szCs w:val="28"/>
+        </w:rPr>
+        <w:t xml:space="preserve"> </w:t>
+      </w:r>
+      <w:proofErr w:type="spellStart"/>
+      <w:r>
+        <w:rPr>
+          <w:sz w:val="28"/>
+          <w:szCs w:val="28"/>
+        </w:rPr>
+        <w:t>Press</w:t>
+      </w:r>
+      <w:proofErr w:type="spellEnd"/>
+      <w:r>
+        <w:rPr>
+          <w:sz w:val="28"/>
+          <w:szCs w:val="28"/>
+        </w:rPr>
+        <w:t>. 2014. 300 p</w:t>
+      </w:r>
+    </w:p>
+    <w:p>
+      <w:pPr>
+        <w:jc w:val="both"/>
+        <w:rPr>
+          <w:rFonts w:ascii="Times New Roman" w:hAnsi="Times New Roman" w:cs="Times New Roman"/>
+          <w:sz w:val="28"/>
+          <w:szCs w:val="28"/>
+          <w:lang w:val="en-US"/>
+        </w:rPr>
+      </w:pPr>
     </w:p>
     <w:sectPr>
       <w:pgSz w:w="11906" w:h="16838"/>
@@ -481,6 +2607,279 @@
     </w:sectPr>
   </w:body>
 </w:document>
+</file>
+
+<file path=word/numbering.xml><?xml version="1.0" encoding="utf-8"?>
+<w:numbering xmlns:wpc="http://schemas.microsoft.com/office/word/2010/wordprocessingCanvas" xmlns:cx="http://schemas.microsoft.com/office/drawing/2014/chartex" xmlns:mc="http://schemas.openxmlformats.org/markup-compatibility/2006" xmlns:o="urn:schemas-microsoft-com:office:office" xmlns:r="http://schemas.openxmlformats.org/officeDocument/2006/relationships" xmlns:m="http://schemas.openxmlformats.org/officeDocument/2006/math" xmlns:v="urn:schemas-microsoft-com:vml" xmlns:wp14="http://schemas.microsoft.com/office/word/2010/wordprocessingDrawing" xmlns:wp="http://schemas.openxmlformats.org/drawingml/2006/wordprocessingDrawing" xmlns:w10="urn:schemas-microsoft-com:office:word" xmlns:w="http://schemas.openxmlformats.org/wordprocessingml/2006/main" xmlns:w14="http://schemas.microsoft.com/office/word/2010/wordml" xmlns:w15="http://schemas.microsoft.com/office/word/2012/wordml" xmlns:w16se="http://schemas.microsoft.com/office/word/2015/wordml/symex" xmlns:wpg="http://schemas.microsoft.com/office/word/2010/wordprocessingGroup" xmlns:wpi="http://schemas.microsoft.com/office/word/2010/wordprocessingInk" xmlns:wne="http://schemas.microsoft.com/office/word/2006/wordml" xmlns:wps="http://schemas.microsoft.com/office/word/2010/wordprocessingShape" mc:Ignorable="w14 w15 w16se wp14">
+  <w:abstractNum w:abstractNumId="0" w15:restartNumberingAfterBreak="0">
+    <w:nsid w:val="03AE6816"/>
+    <w:multiLevelType w:val="hybridMultilevel"/>
+    <w:tmpl w:val="DA521724"/>
+    <w:lvl w:ilvl="0" w:tplc="04220001">
+      <w:start w:val="1"/>
+      <w:numFmt w:val="bullet"/>
+      <w:lvlText w:val=""/>
+      <w:lvlJc w:val="left"/>
+      <w:pPr>
+        <w:ind w:left="720" w:hanging="360"/>
+      </w:pPr>
+      <w:rPr>
+        <w:rFonts w:ascii="Symbol" w:hAnsi="Symbol" w:hint="default"/>
+      </w:rPr>
+    </w:lvl>
+    <w:lvl w:ilvl="1" w:tplc="04220003" w:tentative="1">
+      <w:start w:val="1"/>
+      <w:numFmt w:val="bullet"/>
+      <w:lvlText w:val="o"/>
+      <w:lvlJc w:val="left"/>
+      <w:pPr>
+        <w:ind w:left="1440" w:hanging="360"/>
+      </w:pPr>
+      <w:rPr>
+        <w:rFonts w:ascii="Courier New" w:hAnsi="Courier New" w:cs="Courier New" w:hint="default"/>
+      </w:rPr>
+    </w:lvl>
+    <w:lvl w:ilvl="2" w:tplc="04220005" w:tentative="1">
+      <w:start w:val="1"/>
+      <w:numFmt w:val="bullet"/>
+      <w:lvlText w:val=""/>
+      <w:lvlJc w:val="left"/>
+      <w:pPr>
+        <w:ind w:left="2160" w:hanging="360"/>
+      </w:pPr>
+      <w:rPr>
+        <w:rFonts w:ascii="Wingdings" w:hAnsi="Wingdings" w:hint="default"/>
+      </w:rPr>
+    </w:lvl>
+    <w:lvl w:ilvl="3" w:tplc="04220001" w:tentative="1">
+      <w:start w:val="1"/>
+      <w:numFmt w:val="bullet"/>
+      <w:lvlText w:val=""/>
+      <w:lvlJc w:val="left"/>
+      <w:pPr>
+        <w:ind w:left="2880" w:hanging="360"/>
+      </w:pPr>
+      <w:rPr>
+        <w:rFonts w:ascii="Symbol" w:hAnsi="Symbol" w:hint="default"/>
+      </w:rPr>
+    </w:lvl>
+    <w:lvl w:ilvl="4" w:tplc="04220003" w:tentative="1">
+      <w:start w:val="1"/>
+      <w:numFmt w:val="bullet"/>
+      <w:lvlText w:val="o"/>
+      <w:lvlJc w:val="left"/>
+      <w:pPr>
+        <w:ind w:left="3600" w:hanging="360"/>
+      </w:pPr>
+      <w:rPr>
+        <w:rFonts w:ascii="Courier New" w:hAnsi="Courier New" w:cs="Courier New" w:hint="default"/>
+      </w:rPr>
+    </w:lvl>
+    <w:lvl w:ilvl="5" w:tplc="04220005" w:tentative="1">
+      <w:start w:val="1"/>
+      <w:numFmt w:val="bullet"/>
+      <w:lvlText w:val=""/>
+      <w:lvlJc w:val="left"/>
+      <w:pPr>
+        <w:ind w:left="4320" w:hanging="360"/>
+      </w:pPr>
+      <w:rPr>
+        <w:rFonts w:ascii="Wingdings" w:hAnsi="Wingdings" w:hint="default"/>
+      </w:rPr>
+    </w:lvl>
+    <w:lvl w:ilvl="6" w:tplc="04220001" w:tentative="1">
+      <w:start w:val="1"/>
+      <w:numFmt w:val="bullet"/>
+      <w:lvlText w:val=""/>
+      <w:lvlJc w:val="left"/>
+      <w:pPr>
+        <w:ind w:left="5040" w:hanging="360"/>
+      </w:pPr>
+      <w:rPr>
+        <w:rFonts w:ascii="Symbol" w:hAnsi="Symbol" w:hint="default"/>
+      </w:rPr>
+    </w:lvl>
+    <w:lvl w:ilvl="7" w:tplc="04220003" w:tentative="1">
+      <w:start w:val="1"/>
+      <w:numFmt w:val="bullet"/>
+      <w:lvlText w:val="o"/>
+      <w:lvlJc w:val="left"/>
+      <w:pPr>
+        <w:ind w:left="5760" w:hanging="360"/>
+      </w:pPr>
+      <w:rPr>
+        <w:rFonts w:ascii="Courier New" w:hAnsi="Courier New" w:cs="Courier New" w:hint="default"/>
+      </w:rPr>
+    </w:lvl>
+    <w:lvl w:ilvl="8" w:tplc="04220005" w:tentative="1">
+      <w:start w:val="1"/>
+      <w:numFmt w:val="bullet"/>
+      <w:lvlText w:val=""/>
+      <w:lvlJc w:val="left"/>
+      <w:pPr>
+        <w:ind w:left="6480" w:hanging="360"/>
+      </w:pPr>
+      <w:rPr>
+        <w:rFonts w:ascii="Wingdings" w:hAnsi="Wingdings" w:hint="default"/>
+      </w:rPr>
+    </w:lvl>
+  </w:abstractNum>
+  <w:abstractNum w:abstractNumId="1" w15:restartNumberingAfterBreak="0">
+    <w:nsid w:val="0CCF00F6"/>
+    <w:multiLevelType w:val="multilevel"/>
+    <w:tmpl w:val="2FD0B960"/>
+    <w:lvl w:ilvl="0">
+      <w:start w:val="1"/>
+      <w:numFmt w:val="bullet"/>
+      <w:lvlText w:val=""/>
+      <w:lvlJc w:val="left"/>
+      <w:pPr>
+        <w:tabs>
+          <w:tab w:val="num" w:pos="720"/>
+        </w:tabs>
+        <w:ind w:left="720" w:hanging="360"/>
+      </w:pPr>
+      <w:rPr>
+        <w:rFonts w:ascii="Symbol" w:hAnsi="Symbol" w:hint="default"/>
+        <w:sz w:val="20"/>
+      </w:rPr>
+    </w:lvl>
+    <w:lvl w:ilvl="1" w:tentative="1">
+      <w:start w:val="1"/>
+      <w:numFmt w:val="bullet"/>
+      <w:lvlText w:val="o"/>
+      <w:lvlJc w:val="left"/>
+      <w:pPr>
+        <w:tabs>
+          <w:tab w:val="num" w:pos="1440"/>
+        </w:tabs>
+        <w:ind w:left="1440" w:hanging="360"/>
+      </w:pPr>
+      <w:rPr>
+        <w:rFonts w:ascii="Courier New" w:hAnsi="Courier New" w:hint="default"/>
+        <w:sz w:val="20"/>
+      </w:rPr>
+    </w:lvl>
+    <w:lvl w:ilvl="2" w:tentative="1">
+      <w:start w:val="1"/>
+      <w:numFmt w:val="bullet"/>
+      <w:lvlText w:val=""/>
+      <w:lvlJc w:val="left"/>
+      <w:pPr>
+        <w:tabs>
+          <w:tab w:val="num" w:pos="2160"/>
+        </w:tabs>
+        <w:ind w:left="2160" w:hanging="360"/>
+      </w:pPr>
+      <w:rPr>
+        <w:rFonts w:ascii="Wingdings" w:hAnsi="Wingdings" w:hint="default"/>
+        <w:sz w:val="20"/>
+      </w:rPr>
+    </w:lvl>
+    <w:lvl w:ilvl="3" w:tentative="1">
+      <w:start w:val="1"/>
+      <w:numFmt w:val="bullet"/>
+      <w:lvlText w:val=""/>
+      <w:lvlJc w:val="left"/>
+      <w:pPr>
+        <w:tabs>
+          <w:tab w:val="num" w:pos="2880"/>
+        </w:tabs>
+        <w:ind w:left="2880" w:hanging="360"/>
+      </w:pPr>
+      <w:rPr>
+        <w:rFonts w:ascii="Wingdings" w:hAnsi="Wingdings" w:hint="default"/>
+        <w:sz w:val="20"/>
+      </w:rPr>
+    </w:lvl>
+    <w:lvl w:ilvl="4" w:tentative="1">
+      <w:start w:val="1"/>
+      <w:numFmt w:val="bullet"/>
+      <w:lvlText w:val=""/>
+      <w:lvlJc w:val="left"/>
+      <w:pPr>
+        <w:tabs>
+          <w:tab w:val="num" w:pos="3600"/>
+        </w:tabs>
+        <w:ind w:left="3600" w:hanging="360"/>
+      </w:pPr>
+      <w:rPr>
+        <w:rFonts w:ascii="Wingdings" w:hAnsi="Wingdings" w:hint="default"/>
+        <w:sz w:val="20"/>
+      </w:rPr>
+    </w:lvl>
+    <w:lvl w:ilvl="5" w:tentative="1">
+      <w:start w:val="1"/>
+      <w:numFmt w:val="bullet"/>
+      <w:lvlText w:val=""/>
+      <w:lvlJc w:val="left"/>
+      <w:pPr>
+        <w:tabs>
+          <w:tab w:val="num" w:pos="4320"/>
+        </w:tabs>
+        <w:ind w:left="4320" w:hanging="360"/>
+      </w:pPr>
+      <w:rPr>
+        <w:rFonts w:ascii="Wingdings" w:hAnsi="Wingdings" w:hint="default"/>
+        <w:sz w:val="20"/>
+      </w:rPr>
+    </w:lvl>
+    <w:lvl w:ilvl="6" w:tentative="1">
+      <w:start w:val="1"/>
+      <w:numFmt w:val="bullet"/>
+      <w:lvlText w:val=""/>
+      <w:lvlJc w:val="left"/>
+      <w:pPr>
+        <w:tabs>
+          <w:tab w:val="num" w:pos="5040"/>
+        </w:tabs>
+        <w:ind w:left="5040" w:hanging="360"/>
+      </w:pPr>
+      <w:rPr>
+        <w:rFonts w:ascii="Wingdings" w:hAnsi="Wingdings" w:hint="default"/>
+        <w:sz w:val="20"/>
+      </w:rPr>
+    </w:lvl>
+    <w:lvl w:ilvl="7" w:tentative="1">
+      <w:start w:val="1"/>
+      <w:numFmt w:val="bullet"/>
+      <w:lvlText w:val=""/>
+      <w:lvlJc w:val="left"/>
+      <w:pPr>
+        <w:tabs>
+          <w:tab w:val="num" w:pos="5760"/>
+        </w:tabs>
+        <w:ind w:left="5760" w:hanging="360"/>
+      </w:pPr>
+      <w:rPr>
+        <w:rFonts w:ascii="Wingdings" w:hAnsi="Wingdings" w:hint="default"/>
+        <w:sz w:val="20"/>
+      </w:rPr>
+    </w:lvl>
+    <w:lvl w:ilvl="8" w:tentative="1">
+      <w:start w:val="1"/>
+      <w:numFmt w:val="bullet"/>
+      <w:lvlText w:val=""/>
+      <w:lvlJc w:val="left"/>
+      <w:pPr>
+        <w:tabs>
+          <w:tab w:val="num" w:pos="6480"/>
+        </w:tabs>
+        <w:ind w:left="6480" w:hanging="360"/>
+      </w:pPr>
+      <w:rPr>
+        <w:rFonts w:ascii="Wingdings" w:hAnsi="Wingdings" w:hint="default"/>
+        <w:sz w:val="20"/>
+      </w:rPr>
+    </w:lvl>
+  </w:abstractNum>
+  <w:num w:numId="1">
+    <w:abstractNumId w:val="1"/>
+  </w:num>
+  <w:num w:numId="2">
+    <w:abstractNumId w:val="0"/>
+  </w:num>
+</w:numbering>
 </file>
 
 <file path=word/styles.xml><?xml version="1.0" encoding="utf-8"?>
@@ -905,6 +3304,23 @@
     <w:semiHidden/>
     <w:unhideWhenUsed/>
   </w:style>
+  <w:style w:type="paragraph" w:styleId="a3">
+    <w:name w:val="Normal (Web)"/>
+    <w:basedOn w:val="a"/>
+    <w:uiPriority w:val="99"/>
+    <w:semiHidden/>
+    <w:unhideWhenUsed/>
+    <w:rsid w:val="009A22A8"/>
+    <w:pPr>
+      <w:spacing w:before="100" w:beforeAutospacing="1" w:after="100" w:afterAutospacing="1" w:line="240" w:lineRule="auto"/>
+    </w:pPr>
+    <w:rPr>
+      <w:rFonts w:ascii="Times New Roman" w:eastAsia="Times New Roman" w:hAnsi="Times New Roman" w:cs="Times New Roman"/>
+      <w:sz w:val="24"/>
+      <w:szCs w:val="24"/>
+      <w:lang w:eastAsia="uk-UA"/>
+    </w:rPr>
+  </w:style>
 </w:styles>
 </file>
 
